--- a/Branding.docx
+++ b/Branding.docx
@@ -7,14 +7,167 @@
         <w:rPr>
           <w:b/>
           <w:bCs/>
-        </w:rPr>
-      </w:pPr>
-      <w:r>
-        <w:rPr>
-          <w:b/>
-          <w:bCs/>
-        </w:rPr>
-        <w:t xml:space="preserve">1. ADN de la Marca &amp; </w:t>
+          <w:lang w:val="es-US"/>
+        </w:rPr>
+      </w:pPr>
+      <w:r>
+        <w:rPr>
+          <w:b/>
+          <w:bCs/>
+          <w:lang w:val="es-US"/>
+        </w:rPr>
+        <w:t>Manual de Identidad Corporativa y Plataforma Estratégica</w:t>
+      </w:r>
+    </w:p>
+    <w:p>
+      <w:pPr>
+        <w:rPr>
+          <w:b/>
+          <w:bCs/>
+          <w:lang w:val="es-US"/>
+        </w:rPr>
+      </w:pPr>
+      <w:r>
+        <w:rPr>
+          <w:b/>
+          <w:bCs/>
+          <w:lang w:val="es-US"/>
+        </w:rPr>
+        <w:t>Esencia Hipnótica</w:t>
+      </w:r>
+    </w:p>
+    <w:p>
+      <w:pPr>
+        <w:rPr>
+          <w:b/>
+          <w:bCs/>
+          <w:lang w:val="es-US"/>
+        </w:rPr>
+      </w:pPr>
+      <w:r>
+        <w:rPr>
+          <w:b/>
+          <w:bCs/>
+          <w:lang w:val="es-US"/>
+        </w:rPr>
+        <w:t>1. Plataforma Estratégica</w:t>
+      </w:r>
+    </w:p>
+    <w:p>
+      <w:pPr>
+        <w:rPr>
+          <w:b/>
+          <w:bCs/>
+          <w:lang w:val="es-US"/>
+        </w:rPr>
+      </w:pPr>
+      <w:r>
+        <w:rPr>
+          <w:b/>
+          <w:bCs/>
+          <w:lang w:val="es-US"/>
+        </w:rPr>
+        <w:t>1.1 Quiénes Somos</w:t>
+      </w:r>
+    </w:p>
+    <w:p>
+      <w:pPr>
+        <w:rPr>
+          <w:b/>
+          <w:bCs/>
+          <w:lang w:val="es-US"/>
+        </w:rPr>
+      </w:pPr>
+      <w:r>
+        <w:rPr>
+          <w:b/>
+          <w:bCs/>
+          <w:lang w:val="es-US"/>
+        </w:rPr>
+        <w:t>Esencia Hipnótica es un centro de evolución integral de alta gama diseñado para actuar como el puente definitivo entre la mente consciente, el subconsciente y el espíritu. Ofrecemos un espacio exclusivo, seguro y personalizado donde la rigurosidad de la psicología clínica se fusiona de manera armónica con la profundidad de las disciplinas holísticas y transpersonales. Atendemos a un público de clase alta —incluyendo niños, adultos y personas mayores— que busca un bienestar profundo basado en la excelencia profesional y la calidez humana.</w:t>
+      </w:r>
+    </w:p>
+    <w:p>
+      <w:pPr>
+        <w:rPr>
+          <w:b/>
+          <w:bCs/>
+          <w:lang w:val="es-US"/>
+        </w:rPr>
+      </w:pPr>
+      <w:r>
+        <w:rPr>
+          <w:b/>
+          <w:bCs/>
+          <w:lang w:val="es-US"/>
+        </w:rPr>
+        <w:t>1.2 Misión</w:t>
+      </w:r>
+    </w:p>
+    <w:p>
+      <w:pPr>
+        <w:rPr>
+          <w:b/>
+          <w:bCs/>
+          <w:lang w:val="es-US"/>
+        </w:rPr>
+      </w:pPr>
+      <w:r>
+        <w:rPr>
+          <w:b/>
+          <w:bCs/>
+          <w:lang w:val="es-US"/>
+        </w:rPr>
+        <w:t>Facilitar la evolución y sanación integral de las personas a través de un enfoque multidisciplinario premium que conecta de forma segura la mente, el subconsciente y la dimensión espiritual. Nos comprometemos a brindar un acompañamiento profesional, clínico y cálido que garantice la transformación profunda y el bienestar de cada miembro de la familia.</w:t>
+      </w:r>
+    </w:p>
+    <w:p>
+      <w:pPr>
+        <w:rPr>
+          <w:b/>
+          <w:bCs/>
+          <w:lang w:val="es-US"/>
+        </w:rPr>
+      </w:pPr>
+      <w:r>
+        <w:rPr>
+          <w:b/>
+          <w:bCs/>
+          <w:lang w:val="es-US"/>
+        </w:rPr>
+        <w:t>1.3 Visión</w:t>
+      </w:r>
+    </w:p>
+    <w:p>
+      <w:pPr>
+        <w:rPr>
+          <w:b/>
+          <w:bCs/>
+          <w:lang w:val="es-US"/>
+        </w:rPr>
+      </w:pPr>
+      <w:r>
+        <w:rPr>
+          <w:b/>
+          <w:bCs/>
+          <w:lang w:val="es-US"/>
+        </w:rPr>
+        <w:t>Ser el referente internacional líder en bienestar transpersonal y evolución consciente para sectores de alta gama, reconocido por la excelencia de su integración clínica-holística, la máxima discreción en sus servicios y su capacidad para inspirar y transformar la esencia del ser humano.</w:t>
+      </w:r>
+    </w:p>
+    <w:p>
+      <w:pPr>
+        <w:rPr>
+          <w:b/>
+          <w:bCs/>
+        </w:rPr>
+      </w:pPr>
+      <w:r>
+        <w:rPr>
+          <w:b/>
+          <w:bCs/>
+        </w:rPr>
+        <w:t xml:space="preserve">1.4 </w:t>
       </w:r>
       <w:proofErr w:type="spellStart"/>
       <w:r>
@@ -22,7 +175,23 @@
           <w:b/>
           <w:bCs/>
         </w:rPr>
-        <w:t>Posicionamiento</w:t>
+        <w:t>Objetivos</w:t>
+      </w:r>
+      <w:proofErr w:type="spellEnd"/>
+      <w:r>
+        <w:rPr>
+          <w:b/>
+          <w:bCs/>
+        </w:rPr>
+        <w:t xml:space="preserve"> </w:t>
+      </w:r>
+      <w:proofErr w:type="spellStart"/>
+      <w:r>
+        <w:rPr>
+          <w:b/>
+          <w:bCs/>
+        </w:rPr>
+        <w:t>Estratégicos</w:t>
       </w:r>
       <w:proofErr w:type="spellEnd"/>
     </w:p>
@@ -30,838 +199,2870 @@
       <w:pPr>
         <w:numPr>
           <w:ilvl w:val="0"/>
-          <w:numId w:val="1"/>
+          <w:numId w:val="6"/>
         </w:numPr>
-      </w:pPr>
-      <w:r>
-        <w:rPr>
-          <w:b/>
-          <w:bCs/>
-          <w:lang w:val="es-US"/>
-        </w:rPr>
-        <w:t>Esencia de la marca:</w:t>
-      </w:r>
-      <w:r>
-        <w:rPr>
-          <w:lang w:val="es-US"/>
-        </w:rPr>
-        <w:t xml:space="preserve"> El puente entre la mente consciente, el subconsciente y el espíritu. </w:t>
-      </w:r>
-      <w:r>
-        <w:t xml:space="preserve">Un </w:t>
-      </w:r>
-      <w:proofErr w:type="spellStart"/>
-      <w:r>
-        <w:t>espacio</w:t>
-      </w:r>
-      <w:proofErr w:type="spellEnd"/>
-      <w:r>
-        <w:t xml:space="preserve"> de </w:t>
-      </w:r>
-      <w:proofErr w:type="spellStart"/>
-      <w:r>
-        <w:t>alta</w:t>
-      </w:r>
-      <w:proofErr w:type="spellEnd"/>
-      <w:r>
-        <w:t xml:space="preserve"> gama para la </w:t>
-      </w:r>
-      <w:proofErr w:type="spellStart"/>
-      <w:r>
-        <w:t>evolución</w:t>
-      </w:r>
-      <w:proofErr w:type="spellEnd"/>
-      <w:r>
-        <w:t xml:space="preserve"> integral.</w:t>
+        <w:rPr>
+          <w:b/>
+          <w:bCs/>
+          <w:lang w:val="es-US"/>
+        </w:rPr>
+      </w:pPr>
+      <w:r>
+        <w:rPr>
+          <w:b/>
+          <w:bCs/>
+          <w:lang w:val="es-US"/>
+        </w:rPr>
+        <w:t>Posicionamiento de Élite: Consolidar la marca como un espacio de bienestar premium, distanciándola de estéticas esotéricas informales mediante un lenguaje sofisticado y un diseño visual impecable.</w:t>
       </w:r>
     </w:p>
     <w:p>
       <w:pPr>
         <w:numPr>
           <w:ilvl w:val="0"/>
-          <w:numId w:val="1"/>
+          <w:numId w:val="6"/>
         </w:numPr>
         <w:rPr>
-          <w:lang w:val="es-US"/>
-        </w:rPr>
-      </w:pPr>
-      <w:r>
-        <w:rPr>
-          <w:b/>
-          <w:bCs/>
-          <w:lang w:val="es-US"/>
-        </w:rPr>
-        <w:t>Tono de comunicación:</w:t>
-      </w:r>
-      <w:r>
-        <w:rPr>
-          <w:lang w:val="es-US"/>
-        </w:rPr>
-        <w:t xml:space="preserve"> Empático, sofisticado, clínico pero cálido, y profundamente respetuoso.</w:t>
+          <w:b/>
+          <w:bCs/>
+          <w:lang w:val="es-US"/>
+        </w:rPr>
+      </w:pPr>
+      <w:r>
+        <w:rPr>
+          <w:b/>
+          <w:bCs/>
+          <w:lang w:val="es-US"/>
+        </w:rPr>
+        <w:t>Segmentación Efectiva: Estructurar la oferta comercial para atender de manera adecuada y respetuosa las necesidades específicas de niños, adultos y adultos mayores.</w:t>
       </w:r>
     </w:p>
     <w:p>
       <w:pPr>
         <w:numPr>
           <w:ilvl w:val="0"/>
-          <w:numId w:val="1"/>
+          <w:numId w:val="6"/>
         </w:numPr>
         <w:rPr>
-          <w:lang w:val="es-US"/>
-        </w:rPr>
-      </w:pPr>
-      <w:r>
-        <w:rPr>
-          <w:b/>
-          <w:bCs/>
-          <w:lang w:val="es-US"/>
-        </w:rPr>
-        <w:t>Propuesta de Valor:</w:t>
-      </w:r>
-      <w:r>
-        <w:rPr>
-          <w:lang w:val="es-US"/>
-        </w:rPr>
-        <w:t xml:space="preserve"> Un enfoque multidisciplinario que atiende el bienestar mental y espiritual en un entorno premium, seguro y personalizado.</w:t>
-      </w:r>
-    </w:p>
-    <w:p>
-      <w:pPr>
-        <w:rPr>
-          <w:b/>
-          <w:bCs/>
-          <w:lang w:val="es-US"/>
-        </w:rPr>
-      </w:pPr>
-      <w:r>
-        <w:rPr>
-          <w:b/>
-          <w:bCs/>
-          <w:lang w:val="es-US"/>
-        </w:rPr>
-        <w:t>2. Paleta de Colores (Estética Premium)</w:t>
-      </w:r>
-    </w:p>
-    <w:p>
-      <w:pPr>
-        <w:rPr>
-          <w:lang w:val="es-US"/>
-        </w:rPr>
-      </w:pPr>
-      <w:r>
-        <w:rPr>
-          <w:lang w:val="es-US"/>
-        </w:rPr>
-        <w:t xml:space="preserve">Manteniendo un </w:t>
-      </w:r>
-      <w:r>
-        <w:rPr>
-          <w:b/>
-          <w:bCs/>
-          <w:lang w:val="es-US"/>
-        </w:rPr>
-        <w:t>fondo blanco limpio y minimalista</w:t>
-      </w:r>
-      <w:r>
-        <w:rPr>
-          <w:lang w:val="es-US"/>
-        </w:rPr>
-        <w:t xml:space="preserve"> para evocar claridad mental, paz y pulcritud, la combinación de colores se estructurará de la siguiente manera:</w:t>
+          <w:b/>
+          <w:bCs/>
+          <w:lang w:val="es-US"/>
+        </w:rPr>
+      </w:pPr>
+      <w:r>
+        <w:rPr>
+          <w:b/>
+          <w:bCs/>
+          <w:lang w:val="es-US"/>
+        </w:rPr>
+        <w:t>Integración Multidisciplinar Segura: Ofrecer una transición armónica y estructurada entre los tratamientos clínicos y las terapias espirituales bajo el concepto de evolución integral.</w:t>
+      </w:r>
+    </w:p>
+    <w:p>
+      <w:pPr>
+        <w:rPr>
+          <w:b/>
+          <w:bCs/>
+          <w:lang w:val="es-US"/>
+        </w:rPr>
+      </w:pPr>
+      <w:r>
+        <w:rPr>
+          <w:b/>
+          <w:bCs/>
+          <w:lang w:val="es-US"/>
+        </w:rPr>
+        <w:t>2. ADN y Posicionamiento de Marca</w:t>
+      </w:r>
+    </w:p>
+    <w:p>
+      <w:pPr>
+        <w:rPr>
+          <w:b/>
+          <w:bCs/>
+          <w:lang w:val="es-US"/>
+        </w:rPr>
+      </w:pPr>
+      <w:r>
+        <w:rPr>
+          <w:b/>
+          <w:bCs/>
+          <w:lang w:val="es-US"/>
+        </w:rPr>
+        <w:t>2.1 Esencia de la Marca</w:t>
+      </w:r>
+    </w:p>
+    <w:p>
+      <w:pPr>
+        <w:rPr>
+          <w:b/>
+          <w:bCs/>
+          <w:lang w:val="es-US"/>
+        </w:rPr>
+      </w:pPr>
+      <w:r>
+        <w:rPr>
+          <w:b/>
+          <w:bCs/>
+          <w:lang w:val="es-US"/>
+        </w:rPr>
+        <w:lastRenderedPageBreak/>
+        <w:t>El puente entre la mente consciente, el subconsciente y el espíritu. Un espacio de alta gama para la evolución integral.</w:t>
+      </w:r>
+    </w:p>
+    <w:p>
+      <w:pPr>
+        <w:rPr>
+          <w:b/>
+          <w:bCs/>
+          <w:lang w:val="es-US"/>
+        </w:rPr>
+      </w:pPr>
+      <w:r>
+        <w:rPr>
+          <w:b/>
+          <w:bCs/>
+          <w:lang w:val="es-US"/>
+        </w:rPr>
+        <w:t>2.2 Tono de Comunicación</w:t>
+      </w:r>
+    </w:p>
+    <w:p>
+      <w:pPr>
+        <w:rPr>
+          <w:b/>
+          <w:bCs/>
+          <w:lang w:val="es-US"/>
+        </w:rPr>
+      </w:pPr>
+      <w:r>
+        <w:rPr>
+          <w:b/>
+          <w:bCs/>
+          <w:lang w:val="es-US"/>
+        </w:rPr>
+        <w:t>La voz de Esencia Hipnótica se fundamenta en cuatro pilares de comunicación que deben guiar la redacción de todo contenido web, publicitario o de papelería:</w:t>
       </w:r>
     </w:p>
     <w:p>
       <w:pPr>
         <w:numPr>
           <w:ilvl w:val="0"/>
-          <w:numId w:val="2"/>
+          <w:numId w:val="7"/>
         </w:numPr>
         <w:rPr>
-          <w:lang w:val="es-US"/>
-        </w:rPr>
-      </w:pPr>
-      <w:r>
-        <w:rPr>
-          <w:b/>
-          <w:bCs/>
-          <w:lang w:val="es-US"/>
-        </w:rPr>
-        <w:t>Verde Turquesa (Color Principal):</w:t>
-      </w:r>
-      <w:r>
-        <w:rPr>
-          <w:lang w:val="es-US"/>
-        </w:rPr>
-        <w:t xml:space="preserve"> Aporta equilibrio, sanación y frescura. En psicología transpersonal, es el color de la transformación y la calma profunda (ideal para estados hipnóticos y terapias).</w:t>
+          <w:b/>
+          <w:bCs/>
+          <w:lang w:val="es-US"/>
+        </w:rPr>
+      </w:pPr>
+      <w:r>
+        <w:rPr>
+          <w:b/>
+          <w:bCs/>
+          <w:lang w:val="es-US"/>
+        </w:rPr>
+        <w:t>Empático: Comprensivo, humano y cercano, especialmente al tratar con niños y adultos mayores.</w:t>
       </w:r>
     </w:p>
     <w:p>
       <w:pPr>
         <w:numPr>
           <w:ilvl w:val="0"/>
-          <w:numId w:val="2"/>
+          <w:numId w:val="7"/>
         </w:numPr>
         <w:rPr>
-          <w:lang w:val="es-US"/>
-        </w:rPr>
-      </w:pPr>
-      <w:r>
-        <w:rPr>
-          <w:b/>
-          <w:bCs/>
-          <w:lang w:val="es-US"/>
-        </w:rPr>
-        <w:t>Dorado y Plateado (Acentos y Texturas):</w:t>
-      </w:r>
-      <w:r>
-        <w:rPr>
-          <w:lang w:val="es-US"/>
-        </w:rPr>
-        <w:t xml:space="preserve"> Representan el target de clase alta. El dorado simboliza la luz espiritual, el sol y la sabiduría; el plateado evoca la luna, la intuición y la mente subconsciente. Se deben usar en detalles finos (líneas del logo, tipografías secundarias o papelería).</w:t>
+          <w:b/>
+          <w:bCs/>
+          <w:lang w:val="es-US"/>
+        </w:rPr>
+      </w:pPr>
+      <w:r>
+        <w:rPr>
+          <w:b/>
+          <w:bCs/>
+          <w:lang w:val="es-US"/>
+        </w:rPr>
+        <w:t>Sofisticado: Elegante, culto y preciso, adecuado para un público de alto nivel adquisitivo.</w:t>
       </w:r>
     </w:p>
     <w:p>
       <w:pPr>
         <w:numPr>
           <w:ilvl w:val="0"/>
-          <w:numId w:val="2"/>
+          <w:numId w:val="7"/>
         </w:numPr>
         <w:rPr>
-          <w:lang w:val="es-US"/>
-        </w:rPr>
-      </w:pPr>
-      <w:r>
-        <w:rPr>
-          <w:b/>
-          <w:bCs/>
-          <w:lang w:val="es-US"/>
-        </w:rPr>
-        <w:t xml:space="preserve">Naranja Claro Pastel (Color de Contraste </w:t>
-      </w:r>
-      <w:proofErr w:type="spellStart"/>
-      <w:r>
-        <w:rPr>
-          <w:b/>
-          <w:bCs/>
-          <w:lang w:val="es-US"/>
-        </w:rPr>
-        <w:t>Calido</w:t>
-      </w:r>
-      <w:proofErr w:type="spellEnd"/>
-      <w:r>
-        <w:rPr>
-          <w:b/>
-          <w:bCs/>
-          <w:lang w:val="es-US"/>
-        </w:rPr>
-        <w:t>):</w:t>
-      </w:r>
-      <w:r>
-        <w:rPr>
-          <w:lang w:val="es-US"/>
-        </w:rPr>
-        <w:t xml:space="preserve"> Se usará con sutileza para dar calidez humana, accesibilidad (clave para el público infantil y adulto mayor) y optimismo. Evita que la marca se sienta fría o puramente clínica.</w:t>
-      </w:r>
-    </w:p>
-    <w:p>
-      <w:pPr>
-        <w:rPr>
-          <w:b/>
-          <w:bCs/>
-          <w:lang w:val="es-US"/>
-        </w:rPr>
-      </w:pPr>
-      <w:r>
-        <w:rPr>
-          <w:b/>
-          <w:bCs/>
-          <w:lang w:val="es-US"/>
-        </w:rPr>
-        <w:t>3. Identidad Visual &amp; Propuestas de Logo</w:t>
-      </w:r>
-    </w:p>
-    <w:p>
-      <w:pPr>
-        <w:rPr>
-          <w:lang w:val="es-US"/>
-        </w:rPr>
-      </w:pPr>
-      <w:r>
-        <w:rPr>
-          <w:lang w:val="es-US"/>
-        </w:rPr>
-        <w:t>El logo debe ser limpio y moderno. Al incluir técnicas aplicables a niños y adultos, el símbolo debe ser abstracto pero sugerente.</w:t>
+          <w:b/>
+          <w:bCs/>
+          <w:lang w:val="es-US"/>
+        </w:rPr>
+      </w:pPr>
+      <w:r>
+        <w:rPr>
+          <w:b/>
+          <w:bCs/>
+          <w:lang w:val="es-US"/>
+        </w:rPr>
+        <w:t>Clínico pero Cálido: Riguroso en sus bases científicas y metodológicas, pero transmitiendo paz, luz y acogida.</w:t>
       </w:r>
     </w:p>
     <w:p>
       <w:pPr>
         <w:numPr>
           <w:ilvl w:val="0"/>
-          <w:numId w:val="3"/>
+          <w:numId w:val="7"/>
         </w:numPr>
-      </w:pPr>
-      <w:r>
-        <w:rPr>
-          <w:b/>
-          <w:bCs/>
-          <w:lang w:val="es-US"/>
-        </w:rPr>
-        <w:t>Opción A (El Portal de la Mente):</w:t>
-      </w:r>
-      <w:r>
-        <w:rPr>
-          <w:lang w:val="es-US"/>
-        </w:rPr>
-        <w:t xml:space="preserve"> Un círculo minimalista dorado que se desvanece en un degradado hacia el verde turquesa, con una silueta geométrica limpia en el centro (como una mariposa abstracta, una espiral áurea o una gota de esencia). </w:t>
-      </w:r>
-      <w:proofErr w:type="spellStart"/>
-      <w:r>
-        <w:t>Simboliza</w:t>
-      </w:r>
-      <w:proofErr w:type="spellEnd"/>
-      <w:r>
-        <w:t xml:space="preserve"> la entrada al </w:t>
-      </w:r>
-      <w:proofErr w:type="spellStart"/>
-      <w:r>
-        <w:t>subconsciente</w:t>
-      </w:r>
-      <w:proofErr w:type="spellEnd"/>
-      <w:r>
-        <w:t xml:space="preserve"> y la </w:t>
-      </w:r>
-      <w:proofErr w:type="spellStart"/>
-      <w:r>
-        <w:t>transformación</w:t>
-      </w:r>
-      <w:proofErr w:type="spellEnd"/>
-      <w:r>
-        <w:t>.</w:t>
+        <w:rPr>
+          <w:b/>
+          <w:bCs/>
+          <w:lang w:val="es-US"/>
+        </w:rPr>
+      </w:pPr>
+      <w:r>
+        <w:rPr>
+          <w:b/>
+          <w:bCs/>
+          <w:lang w:val="es-US"/>
+        </w:rPr>
+        <w:t>Profundamente Respetuoso: Absoluta confidencialidad, discreción y consideración ante el proceso de evolución personal de cada paciente.</w:t>
+      </w:r>
+    </w:p>
+    <w:p>
+      <w:pPr>
+        <w:rPr>
+          <w:b/>
+          <w:bCs/>
+          <w:lang w:val="es-US"/>
+        </w:rPr>
+      </w:pPr>
+      <w:r>
+        <w:rPr>
+          <w:b/>
+          <w:bCs/>
+          <w:lang w:val="es-US"/>
+        </w:rPr>
+        <w:t>2.3 Propuesta de Valor</w:t>
+      </w:r>
+    </w:p>
+    <w:p>
+      <w:pPr>
+        <w:rPr>
+          <w:b/>
+          <w:bCs/>
+          <w:lang w:val="es-US"/>
+        </w:rPr>
+      </w:pPr>
+      <w:r>
+        <w:rPr>
+          <w:b/>
+          <w:bCs/>
+          <w:lang w:val="es-US"/>
+        </w:rPr>
+        <w:t>Un enfoque multidisciplinario que atiende el bienestar mental y espiritual en un entorno premium, seguro y personalizado.</w:t>
+      </w:r>
+    </w:p>
+    <w:p>
+      <w:pPr>
+        <w:rPr>
+          <w:b/>
+          <w:bCs/>
+          <w:lang w:val="es-US"/>
+        </w:rPr>
+      </w:pPr>
+      <w:r>
+        <w:rPr>
+          <w:b/>
+          <w:bCs/>
+          <w:lang w:val="es-US"/>
+        </w:rPr>
+        <w:t>3. Slogan Oficial</w:t>
+      </w:r>
+    </w:p>
+    <w:p>
+      <w:pPr>
+        <w:rPr>
+          <w:b/>
+          <w:bCs/>
+          <w:lang w:val="es-US"/>
+        </w:rPr>
+      </w:pPr>
+      <w:r>
+        <w:rPr>
+          <w:b/>
+          <w:bCs/>
+          <w:lang w:val="es-US"/>
+        </w:rPr>
+        <w:t>Se establece como slogan principal de la marca la Opción 1 por su balance perfecto entre elegancia, impacto y claridad para el target de alta gama:</w:t>
+      </w:r>
+    </w:p>
+    <w:p>
+      <w:pPr>
+        <w:rPr>
+          <w:b/>
+          <w:bCs/>
+          <w:lang w:val="es-US"/>
+        </w:rPr>
+      </w:pPr>
+      <w:r>
+        <w:rPr>
+          <w:b/>
+          <w:bCs/>
+          <w:lang w:val="es-US"/>
+        </w:rPr>
+        <w:t>"Inspirar la mente. Transformar la esencia."</w:t>
+      </w:r>
+    </w:p>
+    <w:p>
+      <w:pPr>
+        <w:rPr>
+          <w:b/>
+          <w:bCs/>
+          <w:lang w:val="es-US"/>
+        </w:rPr>
+      </w:pPr>
+      <w:r>
+        <w:rPr>
+          <w:b/>
+          <w:bCs/>
+          <w:i/>
+          <w:iCs/>
+          <w:lang w:val="es-US"/>
+        </w:rPr>
+        <w:t>(Slogans alternativos para campañas institucionales específicas: "Conectando tu mente, transformando tu esencia" o "El arte de transformar e inspirar tu ser").</w:t>
+      </w:r>
+    </w:p>
+    <w:p>
+      <w:pPr>
+        <w:rPr>
+          <w:b/>
+          <w:bCs/>
+          <w:lang w:val="es-US"/>
+        </w:rPr>
+      </w:pPr>
+      <w:r>
+        <w:rPr>
+          <w:b/>
+          <w:bCs/>
+          <w:lang w:val="es-US"/>
+        </w:rPr>
+        <w:t>4. Manual de Estilos e Identidad Visual</w:t>
+      </w:r>
+    </w:p>
+    <w:p>
+      <w:pPr>
+        <w:rPr>
+          <w:b/>
+          <w:bCs/>
+          <w:lang w:val="es-US"/>
+        </w:rPr>
+      </w:pPr>
+      <w:r>
+        <w:rPr>
+          <w:b/>
+          <w:bCs/>
+          <w:lang w:val="es-US"/>
+        </w:rPr>
+        <w:t>4.1 Logotipo e Imagotipo</w:t>
+      </w:r>
+    </w:p>
+    <w:p>
+      <w:pPr>
+        <w:rPr>
+          <w:b/>
+          <w:bCs/>
+          <w:lang w:val="es-US"/>
+        </w:rPr>
+      </w:pPr>
+      <w:r>
+        <w:rPr>
+          <w:b/>
+          <w:bCs/>
+          <w:lang w:val="es-US"/>
+        </w:rPr>
+        <w:t>Se definen dos alternativas conceptuales de identidad para la marca, las cuales se caracterizan por ser limpias, modernas y abstractas para mantener su atractivo transversal ante todas las edades:</w:t>
       </w:r>
     </w:p>
     <w:p>
       <w:pPr>
         <w:numPr>
           <w:ilvl w:val="0"/>
-          <w:numId w:val="3"/>
+          <w:numId w:val="8"/>
         </w:numPr>
         <w:rPr>
-          <w:lang w:val="es-US"/>
-        </w:rPr>
-      </w:pPr>
-      <w:r>
-        <w:rPr>
-          <w:b/>
-          <w:bCs/>
-          <w:lang w:val="es-US"/>
-        </w:rPr>
-        <w:t>Opción B (La Fusión Holística):</w:t>
-      </w:r>
-      <w:r>
-        <w:rPr>
-          <w:lang w:val="es-US"/>
-        </w:rPr>
-        <w:t xml:space="preserve"> Las iniciales "EH" entrelazadas con líneas tipográficas muy delgadas y elegantes en plateado, donde una sutil onda en turquesa cruza el diseño, simulando una frecuencia cerebral Alfa o un flujo de energía.</w:t>
+          <w:b/>
+          <w:bCs/>
+        </w:rPr>
+      </w:pPr>
+      <w:r>
+        <w:rPr>
+          <w:b/>
+          <w:bCs/>
+          <w:lang w:val="es-US"/>
+        </w:rPr>
+        <w:t xml:space="preserve">Opción A (El Portal de la Mente): Un círculo minimalista dorado que se desvanece en un degradado hacia el verde turquesa, con una silueta geométrica limpia en el centro (como una mariposa abstracta, una espiral áurea o una gota de esencia). </w:t>
+      </w:r>
+      <w:proofErr w:type="spellStart"/>
+      <w:r>
+        <w:rPr>
+          <w:b/>
+          <w:bCs/>
+        </w:rPr>
+        <w:t>Simboliza</w:t>
+      </w:r>
+      <w:proofErr w:type="spellEnd"/>
+      <w:r>
+        <w:rPr>
+          <w:b/>
+          <w:bCs/>
+        </w:rPr>
+        <w:t xml:space="preserve"> la entrada al </w:t>
+      </w:r>
+      <w:proofErr w:type="spellStart"/>
+      <w:r>
+        <w:rPr>
+          <w:b/>
+          <w:bCs/>
+        </w:rPr>
+        <w:t>subconsciente</w:t>
+      </w:r>
+      <w:proofErr w:type="spellEnd"/>
+      <w:r>
+        <w:rPr>
+          <w:b/>
+          <w:bCs/>
+        </w:rPr>
+        <w:t xml:space="preserve"> y la </w:t>
+      </w:r>
+      <w:proofErr w:type="spellStart"/>
+      <w:r>
+        <w:rPr>
+          <w:b/>
+          <w:bCs/>
+        </w:rPr>
+        <w:t>transformación</w:t>
+      </w:r>
+      <w:proofErr w:type="spellEnd"/>
+      <w:r>
+        <w:rPr>
+          <w:b/>
+          <w:bCs/>
+        </w:rPr>
+        <w:t xml:space="preserve"> </w:t>
+      </w:r>
+      <w:proofErr w:type="spellStart"/>
+      <w:r>
+        <w:rPr>
+          <w:b/>
+          <w:bCs/>
+        </w:rPr>
+        <w:t>activa</w:t>
+      </w:r>
+      <w:proofErr w:type="spellEnd"/>
+      <w:r>
+        <w:rPr>
+          <w:b/>
+          <w:bCs/>
+        </w:rPr>
+        <w:t>.</w:t>
       </w:r>
     </w:p>
     <w:p>
       <w:pPr>
         <w:numPr>
           <w:ilvl w:val="0"/>
-          <w:numId w:val="3"/>
+          <w:numId w:val="8"/>
         </w:numPr>
         <w:rPr>
-          <w:lang w:val="es-US"/>
-        </w:rPr>
-      </w:pPr>
-      <w:r>
-        <w:rPr>
-          <w:b/>
-          <w:bCs/>
-          <w:lang w:val="es-US"/>
-        </w:rPr>
-        <w:t>Tipografía sugerida:</w:t>
-      </w:r>
-      <w:r>
-        <w:rPr>
-          <w:lang w:val="es-US"/>
-        </w:rPr>
-        <w:t xml:space="preserve"> Fuentes </w:t>
-      </w:r>
-      <w:r>
-        <w:rPr>
+          <w:b/>
+          <w:bCs/>
+          <w:lang w:val="es-US"/>
+        </w:rPr>
+      </w:pPr>
+      <w:r>
+        <w:rPr>
+          <w:b/>
+          <w:bCs/>
+          <w:lang w:val="es-US"/>
+        </w:rPr>
+        <w:t xml:space="preserve">Opción B (La Fusión Holística): Las iniciales "EH" entrelazadas con líneas tipográficas muy delgadas y elegantes en plateado, donde una sutil onda en </w:t>
+      </w:r>
+      <w:r>
+        <w:rPr>
+          <w:b/>
+          <w:bCs/>
+          <w:lang w:val="es-US"/>
+        </w:rPr>
+        <w:lastRenderedPageBreak/>
+        <w:t>turquesa cruza el diseño, simulando una frecuencia cerebral Alfa o un flujo de energía vital.</w:t>
+      </w:r>
+    </w:p>
+    <w:p>
+      <w:pPr>
+        <w:rPr>
+          <w:b/>
+          <w:bCs/>
+          <w:lang w:val="es-US"/>
+        </w:rPr>
+      </w:pPr>
+      <w:r>
+        <w:rPr>
+          <w:b/>
+          <w:bCs/>
+          <w:lang w:val="es-US"/>
+        </w:rPr>
+        <w:t>4.2 Paleta de Colores Corporativos</w:t>
+      </w:r>
+    </w:p>
+    <w:p>
+      <w:pPr>
+        <w:rPr>
+          <w:b/>
+          <w:bCs/>
+          <w:lang w:val="es-US"/>
+        </w:rPr>
+      </w:pPr>
+      <w:r>
+        <w:rPr>
+          <w:b/>
+          <w:bCs/>
+          <w:lang w:val="es-US"/>
+        </w:rPr>
+        <w:t>El diseño web y de papelería debe respetar un fondo blanco limpio y minimalista para evocar de forma constante claridad mental, paz, espacio y pulcritud.</w:t>
+      </w:r>
+    </w:p>
+    <w:tbl>
+      <w:tblPr>
+        <w:tblW w:w="0" w:type="auto"/>
+        <w:tblCellSpacing w:w="15" w:type="dxa"/>
+        <w:tblCellMar>
+          <w:top w:w="15" w:type="dxa"/>
+          <w:left w:w="15" w:type="dxa"/>
+          <w:bottom w:w="15" w:type="dxa"/>
+          <w:right w:w="15" w:type="dxa"/>
+        </w:tblCellMar>
+        <w:tblLook w:val="04A0" w:firstRow="1" w:lastRow="0" w:firstColumn="1" w:lastColumn="0" w:noHBand="0" w:noVBand="1"/>
+      </w:tblPr>
+      <w:tblGrid>
+        <w:gridCol w:w="965"/>
+        <w:gridCol w:w="1412"/>
+        <w:gridCol w:w="1330"/>
+        <w:gridCol w:w="2684"/>
+        <w:gridCol w:w="2619"/>
+      </w:tblGrid>
+      <w:tr>
+        <w:trPr>
+          <w:tblHeader/>
+          <w:tblCellSpacing w:w="15" w:type="dxa"/>
+        </w:trPr>
+        <w:tc>
+          <w:tcPr>
+            <w:tcW w:w="0" w:type="auto"/>
+            <w:tcBorders>
+              <w:top w:val="single" w:sz="6" w:space="0" w:color="C4C7C5"/>
+              <w:left w:val="single" w:sz="6" w:space="0" w:color="C4C7C5"/>
+              <w:bottom w:val="single" w:sz="6" w:space="0" w:color="C4C7C5"/>
+              <w:right w:val="single" w:sz="6" w:space="0" w:color="C4C7C5"/>
+            </w:tcBorders>
+            <w:tcMar>
+              <w:top w:w="120" w:type="dxa"/>
+              <w:left w:w="180" w:type="dxa"/>
+              <w:bottom w:w="120" w:type="dxa"/>
+              <w:right w:w="180" w:type="dxa"/>
+            </w:tcMar>
+            <w:vAlign w:val="center"/>
+            <w:hideMark/>
+          </w:tcPr>
+          <w:p>
+            <w:pPr>
+              <w:rPr>
+                <w:b/>
+                <w:bCs/>
+              </w:rPr>
+            </w:pPr>
+            <w:proofErr w:type="spellStart"/>
+            <w:r>
+              <w:rPr>
+                <w:b/>
+                <w:bCs/>
+              </w:rPr>
+              <w:t>Color</w:t>
+            </w:r>
+            <w:proofErr w:type="spellEnd"/>
+          </w:p>
+        </w:tc>
+        <w:tc>
+          <w:tcPr>
+            <w:tcW w:w="0" w:type="auto"/>
+            <w:tcBorders>
+              <w:top w:val="single" w:sz="6" w:space="0" w:color="C4C7C5"/>
+              <w:left w:val="single" w:sz="6" w:space="0" w:color="C4C7C5"/>
+              <w:bottom w:val="single" w:sz="6" w:space="0" w:color="C4C7C5"/>
+              <w:right w:val="single" w:sz="6" w:space="0" w:color="C4C7C5"/>
+            </w:tcBorders>
+            <w:tcMar>
+              <w:top w:w="120" w:type="dxa"/>
+              <w:left w:w="180" w:type="dxa"/>
+              <w:bottom w:w="120" w:type="dxa"/>
+              <w:right w:w="180" w:type="dxa"/>
+            </w:tcMar>
+            <w:vAlign w:val="center"/>
+            <w:hideMark/>
+          </w:tcPr>
+          <w:p>
+            <w:pPr>
+              <w:rPr>
+                <w:b/>
+                <w:bCs/>
+              </w:rPr>
+            </w:pPr>
+            <w:r>
+              <w:rPr>
+                <w:b/>
+                <w:bCs/>
+              </w:rPr>
+              <w:t>Nombre</w:t>
+            </w:r>
+          </w:p>
+        </w:tc>
+        <w:tc>
+          <w:tcPr>
+            <w:tcW w:w="0" w:type="auto"/>
+            <w:tcBorders>
+              <w:top w:val="single" w:sz="6" w:space="0" w:color="C4C7C5"/>
+              <w:left w:val="single" w:sz="6" w:space="0" w:color="C4C7C5"/>
+              <w:bottom w:val="single" w:sz="6" w:space="0" w:color="C4C7C5"/>
+              <w:right w:val="single" w:sz="6" w:space="0" w:color="C4C7C5"/>
+            </w:tcBorders>
+            <w:tcMar>
+              <w:top w:w="120" w:type="dxa"/>
+              <w:left w:w="180" w:type="dxa"/>
+              <w:bottom w:w="120" w:type="dxa"/>
+              <w:right w:w="180" w:type="dxa"/>
+            </w:tcMar>
+            <w:vAlign w:val="center"/>
+            <w:hideMark/>
+          </w:tcPr>
+          <w:p>
+            <w:pPr>
+              <w:rPr>
+                <w:b/>
+                <w:bCs/>
+              </w:rPr>
+            </w:pPr>
+            <w:r>
+              <w:rPr>
+                <w:b/>
+                <w:bCs/>
+              </w:rPr>
+              <w:t>Código HEX</w:t>
+            </w:r>
+          </w:p>
+        </w:tc>
+        <w:tc>
+          <w:tcPr>
+            <w:tcW w:w="0" w:type="auto"/>
+            <w:tcBorders>
+              <w:top w:val="single" w:sz="6" w:space="0" w:color="C4C7C5"/>
+              <w:left w:val="single" w:sz="6" w:space="0" w:color="C4C7C5"/>
+              <w:bottom w:val="single" w:sz="6" w:space="0" w:color="C4C7C5"/>
+              <w:right w:val="single" w:sz="6" w:space="0" w:color="C4C7C5"/>
+            </w:tcBorders>
+            <w:tcMar>
+              <w:top w:w="120" w:type="dxa"/>
+              <w:left w:w="180" w:type="dxa"/>
+              <w:bottom w:w="120" w:type="dxa"/>
+              <w:right w:w="180" w:type="dxa"/>
+            </w:tcMar>
+            <w:vAlign w:val="center"/>
+            <w:hideMark/>
+          </w:tcPr>
+          <w:p>
+            <w:pPr>
+              <w:rPr>
+                <w:b/>
+                <w:bCs/>
+              </w:rPr>
+            </w:pPr>
+            <w:proofErr w:type="spellStart"/>
+            <w:r>
+              <w:rPr>
+                <w:b/>
+                <w:bCs/>
+              </w:rPr>
+              <w:t>Función</w:t>
+            </w:r>
+            <w:proofErr w:type="spellEnd"/>
+            <w:r>
+              <w:rPr>
+                <w:b/>
+                <w:bCs/>
+              </w:rPr>
+              <w:t xml:space="preserve"> de </w:t>
+            </w:r>
+            <w:proofErr w:type="spellStart"/>
+            <w:r>
+              <w:rPr>
+                <w:b/>
+                <w:bCs/>
+              </w:rPr>
+              <w:t>Diseño</w:t>
+            </w:r>
+            <w:proofErr w:type="spellEnd"/>
+          </w:p>
+        </w:tc>
+        <w:tc>
+          <w:tcPr>
+            <w:tcW w:w="0" w:type="auto"/>
+            <w:tcBorders>
+              <w:top w:val="single" w:sz="6" w:space="0" w:color="C4C7C5"/>
+              <w:left w:val="single" w:sz="6" w:space="0" w:color="C4C7C5"/>
+              <w:bottom w:val="single" w:sz="6" w:space="0" w:color="C4C7C5"/>
+              <w:right w:val="single" w:sz="6" w:space="0" w:color="C4C7C5"/>
+            </w:tcBorders>
+            <w:tcMar>
+              <w:top w:w="120" w:type="dxa"/>
+              <w:left w:w="180" w:type="dxa"/>
+              <w:bottom w:w="120" w:type="dxa"/>
+              <w:right w:w="180" w:type="dxa"/>
+            </w:tcMar>
+            <w:vAlign w:val="center"/>
+            <w:hideMark/>
+          </w:tcPr>
+          <w:p>
+            <w:pPr>
+              <w:rPr>
+                <w:b/>
+                <w:bCs/>
+              </w:rPr>
+            </w:pPr>
+            <w:proofErr w:type="spellStart"/>
+            <w:r>
+              <w:rPr>
+                <w:b/>
+                <w:bCs/>
+              </w:rPr>
+              <w:t>Significado</w:t>
+            </w:r>
+            <w:proofErr w:type="spellEnd"/>
+            <w:r>
+              <w:rPr>
+                <w:b/>
+                <w:bCs/>
+              </w:rPr>
+              <w:t xml:space="preserve"> Transpersonal</w:t>
+            </w:r>
+          </w:p>
+        </w:tc>
+      </w:tr>
+      <w:tr>
+        <w:trPr>
+          <w:tblCellSpacing w:w="15" w:type="dxa"/>
+        </w:trPr>
+        <w:tc>
+          <w:tcPr>
+            <w:tcW w:w="0" w:type="auto"/>
+            <w:tcBorders>
+              <w:top w:val="single" w:sz="6" w:space="0" w:color="C4C7C5"/>
+              <w:left w:val="single" w:sz="6" w:space="0" w:color="C4C7C5"/>
+              <w:bottom w:val="single" w:sz="6" w:space="0" w:color="C4C7C5"/>
+              <w:right w:val="single" w:sz="6" w:space="0" w:color="C4C7C5"/>
+            </w:tcBorders>
+            <w:tcMar>
+              <w:top w:w="120" w:type="dxa"/>
+              <w:left w:w="180" w:type="dxa"/>
+              <w:bottom w:w="120" w:type="dxa"/>
+              <w:right w:w="180" w:type="dxa"/>
+            </w:tcMar>
+            <w:vAlign w:val="center"/>
+            <w:hideMark/>
+          </w:tcPr>
+          <w:p>
+            <w:pPr>
+              <w:rPr>
+                <w:b/>
+                <w:bCs/>
+              </w:rPr>
+            </w:pPr>
+          </w:p>
+        </w:tc>
+        <w:tc>
+          <w:tcPr>
+            <w:tcW w:w="0" w:type="auto"/>
+            <w:tcBorders>
+              <w:top w:val="single" w:sz="6" w:space="0" w:color="C4C7C5"/>
+              <w:left w:val="single" w:sz="6" w:space="0" w:color="C4C7C5"/>
+              <w:bottom w:val="single" w:sz="6" w:space="0" w:color="C4C7C5"/>
+              <w:right w:val="single" w:sz="6" w:space="0" w:color="C4C7C5"/>
+            </w:tcBorders>
+            <w:tcMar>
+              <w:top w:w="120" w:type="dxa"/>
+              <w:left w:w="180" w:type="dxa"/>
+              <w:bottom w:w="120" w:type="dxa"/>
+              <w:right w:w="180" w:type="dxa"/>
+            </w:tcMar>
+            <w:vAlign w:val="center"/>
+            <w:hideMark/>
+          </w:tcPr>
+          <w:p>
+            <w:pPr>
+              <w:rPr>
+                <w:b/>
+                <w:bCs/>
+              </w:rPr>
+            </w:pPr>
+            <w:r>
+              <w:rPr>
+                <w:b/>
+                <w:bCs/>
+              </w:rPr>
+              <w:t xml:space="preserve">Verde </w:t>
+            </w:r>
+            <w:proofErr w:type="spellStart"/>
+            <w:r>
+              <w:rPr>
+                <w:b/>
+                <w:bCs/>
+              </w:rPr>
+              <w:t>Turquesa</w:t>
+            </w:r>
+            <w:proofErr w:type="spellEnd"/>
+          </w:p>
+        </w:tc>
+        <w:tc>
+          <w:tcPr>
+            <w:tcW w:w="0" w:type="auto"/>
+            <w:tcBorders>
+              <w:top w:val="single" w:sz="6" w:space="0" w:color="C4C7C5"/>
+              <w:left w:val="single" w:sz="6" w:space="0" w:color="C4C7C5"/>
+              <w:bottom w:val="single" w:sz="6" w:space="0" w:color="C4C7C5"/>
+              <w:right w:val="single" w:sz="6" w:space="0" w:color="C4C7C5"/>
+            </w:tcBorders>
+            <w:tcMar>
+              <w:top w:w="120" w:type="dxa"/>
+              <w:left w:w="180" w:type="dxa"/>
+              <w:bottom w:w="120" w:type="dxa"/>
+              <w:right w:w="180" w:type="dxa"/>
+            </w:tcMar>
+            <w:vAlign w:val="center"/>
+            <w:hideMark/>
+          </w:tcPr>
+          <w:p>
+            <w:pPr>
+              <w:rPr>
+                <w:b/>
+                <w:bCs/>
+              </w:rPr>
+            </w:pPr>
+            <w:r>
+              <w:rPr>
+                <w:b/>
+                <w:bCs/>
+              </w:rPr>
+              <w:t>#00A896</w:t>
+            </w:r>
+          </w:p>
+        </w:tc>
+        <w:tc>
+          <w:tcPr>
+            <w:tcW w:w="0" w:type="auto"/>
+            <w:tcBorders>
+              <w:top w:val="single" w:sz="6" w:space="0" w:color="C4C7C5"/>
+              <w:left w:val="single" w:sz="6" w:space="0" w:color="C4C7C5"/>
+              <w:bottom w:val="single" w:sz="6" w:space="0" w:color="C4C7C5"/>
+              <w:right w:val="single" w:sz="6" w:space="0" w:color="C4C7C5"/>
+            </w:tcBorders>
+            <w:tcMar>
+              <w:top w:w="120" w:type="dxa"/>
+              <w:left w:w="180" w:type="dxa"/>
+              <w:bottom w:w="120" w:type="dxa"/>
+              <w:right w:w="180" w:type="dxa"/>
+            </w:tcMar>
+            <w:vAlign w:val="center"/>
+            <w:hideMark/>
+          </w:tcPr>
+          <w:p>
+            <w:pPr>
+              <w:rPr>
+                <w:b/>
+                <w:bCs/>
+                <w:lang w:val="es-US"/>
+              </w:rPr>
+            </w:pPr>
+            <w:r>
+              <w:rPr>
+                <w:b/>
+                <w:bCs/>
+                <w:lang w:val="es-US"/>
+              </w:rPr>
+              <w:t>Color principal. Botones de acción, enlaces activos, iconos principales de servicios.</w:t>
+            </w:r>
+          </w:p>
+        </w:tc>
+        <w:tc>
+          <w:tcPr>
+            <w:tcW w:w="0" w:type="auto"/>
+            <w:tcBorders>
+              <w:top w:val="single" w:sz="6" w:space="0" w:color="C4C7C5"/>
+              <w:left w:val="single" w:sz="6" w:space="0" w:color="C4C7C5"/>
+              <w:bottom w:val="single" w:sz="6" w:space="0" w:color="C4C7C5"/>
+              <w:right w:val="single" w:sz="6" w:space="0" w:color="C4C7C5"/>
+            </w:tcBorders>
+            <w:tcMar>
+              <w:top w:w="120" w:type="dxa"/>
+              <w:left w:w="180" w:type="dxa"/>
+              <w:bottom w:w="120" w:type="dxa"/>
+              <w:right w:w="180" w:type="dxa"/>
+            </w:tcMar>
+            <w:vAlign w:val="center"/>
+            <w:hideMark/>
+          </w:tcPr>
+          <w:p>
+            <w:pPr>
+              <w:rPr>
+                <w:b/>
+                <w:bCs/>
+                <w:lang w:val="es-US"/>
+              </w:rPr>
+            </w:pPr>
+            <w:r>
+              <w:rPr>
+                <w:b/>
+                <w:bCs/>
+                <w:lang w:val="es-US"/>
+              </w:rPr>
+              <w:t>Aporta equilibrio, sanación y frescura. Color de la transformación y la calma profunda.</w:t>
+            </w:r>
+          </w:p>
+        </w:tc>
+      </w:tr>
+      <w:tr>
+        <w:trPr>
+          <w:tblCellSpacing w:w="15" w:type="dxa"/>
+        </w:trPr>
+        <w:tc>
+          <w:tcPr>
+            <w:tcW w:w="0" w:type="auto"/>
+            <w:tcBorders>
+              <w:top w:val="single" w:sz="6" w:space="0" w:color="C4C7C5"/>
+              <w:left w:val="single" w:sz="6" w:space="0" w:color="C4C7C5"/>
+              <w:bottom w:val="single" w:sz="6" w:space="0" w:color="C4C7C5"/>
+              <w:right w:val="single" w:sz="6" w:space="0" w:color="C4C7C5"/>
+            </w:tcBorders>
+            <w:tcMar>
+              <w:top w:w="120" w:type="dxa"/>
+              <w:left w:w="180" w:type="dxa"/>
+              <w:bottom w:w="120" w:type="dxa"/>
+              <w:right w:w="180" w:type="dxa"/>
+            </w:tcMar>
+            <w:vAlign w:val="center"/>
+            <w:hideMark/>
+          </w:tcPr>
+          <w:p>
+            <w:pPr>
+              <w:rPr>
+                <w:b/>
+                <w:bCs/>
+                <w:lang w:val="es-US"/>
+              </w:rPr>
+            </w:pPr>
+          </w:p>
+        </w:tc>
+        <w:tc>
+          <w:tcPr>
+            <w:tcW w:w="0" w:type="auto"/>
+            <w:tcBorders>
+              <w:top w:val="single" w:sz="6" w:space="0" w:color="C4C7C5"/>
+              <w:left w:val="single" w:sz="6" w:space="0" w:color="C4C7C5"/>
+              <w:bottom w:val="single" w:sz="6" w:space="0" w:color="C4C7C5"/>
+              <w:right w:val="single" w:sz="6" w:space="0" w:color="C4C7C5"/>
+            </w:tcBorders>
+            <w:tcMar>
+              <w:top w:w="120" w:type="dxa"/>
+              <w:left w:w="180" w:type="dxa"/>
+              <w:bottom w:w="120" w:type="dxa"/>
+              <w:right w:w="180" w:type="dxa"/>
+            </w:tcMar>
+            <w:vAlign w:val="center"/>
+            <w:hideMark/>
+          </w:tcPr>
+          <w:p>
+            <w:pPr>
+              <w:rPr>
+                <w:b/>
+                <w:bCs/>
+              </w:rPr>
+            </w:pPr>
+            <w:r>
+              <w:rPr>
+                <w:b/>
+                <w:bCs/>
+              </w:rPr>
+              <w:t>Dorado</w:t>
+            </w:r>
+          </w:p>
+        </w:tc>
+        <w:tc>
+          <w:tcPr>
+            <w:tcW w:w="0" w:type="auto"/>
+            <w:tcBorders>
+              <w:top w:val="single" w:sz="6" w:space="0" w:color="C4C7C5"/>
+              <w:left w:val="single" w:sz="6" w:space="0" w:color="C4C7C5"/>
+              <w:bottom w:val="single" w:sz="6" w:space="0" w:color="C4C7C5"/>
+              <w:right w:val="single" w:sz="6" w:space="0" w:color="C4C7C5"/>
+            </w:tcBorders>
+            <w:tcMar>
+              <w:top w:w="120" w:type="dxa"/>
+              <w:left w:w="180" w:type="dxa"/>
+              <w:bottom w:w="120" w:type="dxa"/>
+              <w:right w:w="180" w:type="dxa"/>
+            </w:tcMar>
+            <w:vAlign w:val="center"/>
+            <w:hideMark/>
+          </w:tcPr>
+          <w:p>
+            <w:pPr>
+              <w:rPr>
+                <w:b/>
+                <w:bCs/>
+              </w:rPr>
+            </w:pPr>
+            <w:r>
+              <w:rPr>
+                <w:b/>
+                <w:bCs/>
+              </w:rPr>
+              <w:t>#D4AF37</w:t>
+            </w:r>
+          </w:p>
+        </w:tc>
+        <w:tc>
+          <w:tcPr>
+            <w:tcW w:w="0" w:type="auto"/>
+            <w:tcBorders>
+              <w:top w:val="single" w:sz="6" w:space="0" w:color="C4C7C5"/>
+              <w:left w:val="single" w:sz="6" w:space="0" w:color="C4C7C5"/>
+              <w:bottom w:val="single" w:sz="6" w:space="0" w:color="C4C7C5"/>
+              <w:right w:val="single" w:sz="6" w:space="0" w:color="C4C7C5"/>
+            </w:tcBorders>
+            <w:tcMar>
+              <w:top w:w="120" w:type="dxa"/>
+              <w:left w:w="180" w:type="dxa"/>
+              <w:bottom w:w="120" w:type="dxa"/>
+              <w:right w:w="180" w:type="dxa"/>
+            </w:tcMar>
+            <w:vAlign w:val="center"/>
+            <w:hideMark/>
+          </w:tcPr>
+          <w:p>
+            <w:pPr>
+              <w:rPr>
+                <w:b/>
+                <w:bCs/>
+                <w:lang w:val="es-US"/>
+              </w:rPr>
+            </w:pPr>
+            <w:r>
+              <w:rPr>
+                <w:b/>
+                <w:bCs/>
+                <w:lang w:val="es-US"/>
+              </w:rPr>
+              <w:t>Acento fino, líneas del logo, bordes delgados de elementos seleccionados, tramas suaves.</w:t>
+            </w:r>
+          </w:p>
+        </w:tc>
+        <w:tc>
+          <w:tcPr>
+            <w:tcW w:w="0" w:type="auto"/>
+            <w:tcBorders>
+              <w:top w:val="single" w:sz="6" w:space="0" w:color="C4C7C5"/>
+              <w:left w:val="single" w:sz="6" w:space="0" w:color="C4C7C5"/>
+              <w:bottom w:val="single" w:sz="6" w:space="0" w:color="C4C7C5"/>
+              <w:right w:val="single" w:sz="6" w:space="0" w:color="C4C7C5"/>
+            </w:tcBorders>
+            <w:tcMar>
+              <w:top w:w="120" w:type="dxa"/>
+              <w:left w:w="180" w:type="dxa"/>
+              <w:bottom w:w="120" w:type="dxa"/>
+              <w:right w:w="180" w:type="dxa"/>
+            </w:tcMar>
+            <w:vAlign w:val="center"/>
+            <w:hideMark/>
+          </w:tcPr>
+          <w:p>
+            <w:pPr>
+              <w:rPr>
+                <w:b/>
+                <w:bCs/>
+                <w:lang w:val="es-US"/>
+              </w:rPr>
+            </w:pPr>
+            <w:r>
+              <w:rPr>
+                <w:b/>
+                <w:bCs/>
+                <w:lang w:val="es-US"/>
+              </w:rPr>
+              <w:t>Representa a la clase alta, simboliza la luz espiritual, el sol y la sabiduría.</w:t>
+            </w:r>
+          </w:p>
+        </w:tc>
+      </w:tr>
+      <w:tr>
+        <w:trPr>
+          <w:tblCellSpacing w:w="15" w:type="dxa"/>
+        </w:trPr>
+        <w:tc>
+          <w:tcPr>
+            <w:tcW w:w="0" w:type="auto"/>
+            <w:tcBorders>
+              <w:top w:val="single" w:sz="6" w:space="0" w:color="C4C7C5"/>
+              <w:left w:val="single" w:sz="6" w:space="0" w:color="C4C7C5"/>
+              <w:bottom w:val="single" w:sz="6" w:space="0" w:color="C4C7C5"/>
+              <w:right w:val="single" w:sz="6" w:space="0" w:color="C4C7C5"/>
+            </w:tcBorders>
+            <w:tcMar>
+              <w:top w:w="120" w:type="dxa"/>
+              <w:left w:w="180" w:type="dxa"/>
+              <w:bottom w:w="120" w:type="dxa"/>
+              <w:right w:w="180" w:type="dxa"/>
+            </w:tcMar>
+            <w:vAlign w:val="center"/>
+            <w:hideMark/>
+          </w:tcPr>
+          <w:p>
+            <w:pPr>
+              <w:rPr>
+                <w:b/>
+                <w:bCs/>
+                <w:lang w:val="es-US"/>
+              </w:rPr>
+            </w:pPr>
+          </w:p>
+        </w:tc>
+        <w:tc>
+          <w:tcPr>
+            <w:tcW w:w="0" w:type="auto"/>
+            <w:tcBorders>
+              <w:top w:val="single" w:sz="6" w:space="0" w:color="C4C7C5"/>
+              <w:left w:val="single" w:sz="6" w:space="0" w:color="C4C7C5"/>
+              <w:bottom w:val="single" w:sz="6" w:space="0" w:color="C4C7C5"/>
+              <w:right w:val="single" w:sz="6" w:space="0" w:color="C4C7C5"/>
+            </w:tcBorders>
+            <w:tcMar>
+              <w:top w:w="120" w:type="dxa"/>
+              <w:left w:w="180" w:type="dxa"/>
+              <w:bottom w:w="120" w:type="dxa"/>
+              <w:right w:w="180" w:type="dxa"/>
+            </w:tcMar>
+            <w:vAlign w:val="center"/>
+            <w:hideMark/>
+          </w:tcPr>
+          <w:p>
+            <w:pPr>
+              <w:rPr>
+                <w:b/>
+                <w:bCs/>
+              </w:rPr>
+            </w:pPr>
+            <w:proofErr w:type="spellStart"/>
+            <w:r>
+              <w:rPr>
+                <w:b/>
+                <w:bCs/>
+              </w:rPr>
+              <w:t>Plateado</w:t>
+            </w:r>
+            <w:proofErr w:type="spellEnd"/>
+          </w:p>
+        </w:tc>
+        <w:tc>
+          <w:tcPr>
+            <w:tcW w:w="0" w:type="auto"/>
+            <w:tcBorders>
+              <w:top w:val="single" w:sz="6" w:space="0" w:color="C4C7C5"/>
+              <w:left w:val="single" w:sz="6" w:space="0" w:color="C4C7C5"/>
+              <w:bottom w:val="single" w:sz="6" w:space="0" w:color="C4C7C5"/>
+              <w:right w:val="single" w:sz="6" w:space="0" w:color="C4C7C5"/>
+            </w:tcBorders>
+            <w:tcMar>
+              <w:top w:w="120" w:type="dxa"/>
+              <w:left w:w="180" w:type="dxa"/>
+              <w:bottom w:w="120" w:type="dxa"/>
+              <w:right w:w="180" w:type="dxa"/>
+            </w:tcMar>
+            <w:vAlign w:val="center"/>
+            <w:hideMark/>
+          </w:tcPr>
+          <w:p>
+            <w:pPr>
+              <w:rPr>
+                <w:b/>
+                <w:bCs/>
+              </w:rPr>
+            </w:pPr>
+            <w:r>
+              <w:rPr>
+                <w:b/>
+                <w:bCs/>
+              </w:rPr>
+              <w:t>#C0C0C0</w:t>
+            </w:r>
+          </w:p>
+        </w:tc>
+        <w:tc>
+          <w:tcPr>
+            <w:tcW w:w="0" w:type="auto"/>
+            <w:tcBorders>
+              <w:top w:val="single" w:sz="6" w:space="0" w:color="C4C7C5"/>
+              <w:left w:val="single" w:sz="6" w:space="0" w:color="C4C7C5"/>
+              <w:bottom w:val="single" w:sz="6" w:space="0" w:color="C4C7C5"/>
+              <w:right w:val="single" w:sz="6" w:space="0" w:color="C4C7C5"/>
+            </w:tcBorders>
+            <w:tcMar>
+              <w:top w:w="120" w:type="dxa"/>
+              <w:left w:w="180" w:type="dxa"/>
+              <w:bottom w:w="120" w:type="dxa"/>
+              <w:right w:w="180" w:type="dxa"/>
+            </w:tcMar>
+            <w:vAlign w:val="center"/>
+            <w:hideMark/>
+          </w:tcPr>
+          <w:p>
+            <w:pPr>
+              <w:rPr>
+                <w:b/>
+                <w:bCs/>
+                <w:lang w:val="es-US"/>
+              </w:rPr>
+            </w:pPr>
+            <w:r>
+              <w:rPr>
+                <w:b/>
+                <w:bCs/>
+                <w:lang w:val="es-US"/>
+              </w:rPr>
+              <w:t>Tipografías secundarias, líneas divisorias finas, elementos inactivos o sutiles.</w:t>
+            </w:r>
+          </w:p>
+        </w:tc>
+        <w:tc>
+          <w:tcPr>
+            <w:tcW w:w="0" w:type="auto"/>
+            <w:tcBorders>
+              <w:top w:val="single" w:sz="6" w:space="0" w:color="C4C7C5"/>
+              <w:left w:val="single" w:sz="6" w:space="0" w:color="C4C7C5"/>
+              <w:bottom w:val="single" w:sz="6" w:space="0" w:color="C4C7C5"/>
+              <w:right w:val="single" w:sz="6" w:space="0" w:color="C4C7C5"/>
+            </w:tcBorders>
+            <w:tcMar>
+              <w:top w:w="120" w:type="dxa"/>
+              <w:left w:w="180" w:type="dxa"/>
+              <w:bottom w:w="120" w:type="dxa"/>
+              <w:right w:w="180" w:type="dxa"/>
+            </w:tcMar>
+            <w:vAlign w:val="center"/>
+            <w:hideMark/>
+          </w:tcPr>
+          <w:p>
+            <w:pPr>
+              <w:rPr>
+                <w:b/>
+                <w:bCs/>
+                <w:lang w:val="es-US"/>
+              </w:rPr>
+            </w:pPr>
+            <w:r>
+              <w:rPr>
+                <w:b/>
+                <w:bCs/>
+                <w:lang w:val="es-US"/>
+              </w:rPr>
+              <w:t>Representa a la clase alta, evoca la luna, la intuición y la mente subconsciente.</w:t>
+            </w:r>
+          </w:p>
+        </w:tc>
+      </w:tr>
+      <w:tr>
+        <w:trPr>
+          <w:tblCellSpacing w:w="15" w:type="dxa"/>
+        </w:trPr>
+        <w:tc>
+          <w:tcPr>
+            <w:tcW w:w="0" w:type="auto"/>
+            <w:tcBorders>
+              <w:top w:val="single" w:sz="6" w:space="0" w:color="C4C7C5"/>
+              <w:left w:val="single" w:sz="6" w:space="0" w:color="C4C7C5"/>
+              <w:bottom w:val="single" w:sz="6" w:space="0" w:color="C4C7C5"/>
+              <w:right w:val="single" w:sz="6" w:space="0" w:color="C4C7C5"/>
+            </w:tcBorders>
+            <w:tcMar>
+              <w:top w:w="120" w:type="dxa"/>
+              <w:left w:w="180" w:type="dxa"/>
+              <w:bottom w:w="120" w:type="dxa"/>
+              <w:right w:w="180" w:type="dxa"/>
+            </w:tcMar>
+            <w:vAlign w:val="center"/>
+            <w:hideMark/>
+          </w:tcPr>
+          <w:p>
+            <w:pPr>
+              <w:rPr>
+                <w:b/>
+                <w:bCs/>
+                <w:lang w:val="es-US"/>
+              </w:rPr>
+            </w:pPr>
+          </w:p>
+        </w:tc>
+        <w:tc>
+          <w:tcPr>
+            <w:tcW w:w="0" w:type="auto"/>
+            <w:tcBorders>
+              <w:top w:val="single" w:sz="6" w:space="0" w:color="C4C7C5"/>
+              <w:left w:val="single" w:sz="6" w:space="0" w:color="C4C7C5"/>
+              <w:bottom w:val="single" w:sz="6" w:space="0" w:color="C4C7C5"/>
+              <w:right w:val="single" w:sz="6" w:space="0" w:color="C4C7C5"/>
+            </w:tcBorders>
+            <w:tcMar>
+              <w:top w:w="120" w:type="dxa"/>
+              <w:left w:w="180" w:type="dxa"/>
+              <w:bottom w:w="120" w:type="dxa"/>
+              <w:right w:w="180" w:type="dxa"/>
+            </w:tcMar>
+            <w:vAlign w:val="center"/>
+            <w:hideMark/>
+          </w:tcPr>
+          <w:p>
+            <w:pPr>
+              <w:rPr>
+                <w:b/>
+                <w:bCs/>
+              </w:rPr>
+            </w:pPr>
+            <w:r>
+              <w:rPr>
+                <w:b/>
+                <w:bCs/>
+              </w:rPr>
+              <w:t>Naranja Claro Pastel</w:t>
+            </w:r>
+          </w:p>
+        </w:tc>
+        <w:tc>
+          <w:tcPr>
+            <w:tcW w:w="0" w:type="auto"/>
+            <w:tcBorders>
+              <w:top w:val="single" w:sz="6" w:space="0" w:color="C4C7C5"/>
+              <w:left w:val="single" w:sz="6" w:space="0" w:color="C4C7C5"/>
+              <w:bottom w:val="single" w:sz="6" w:space="0" w:color="C4C7C5"/>
+              <w:right w:val="single" w:sz="6" w:space="0" w:color="C4C7C5"/>
+            </w:tcBorders>
+            <w:tcMar>
+              <w:top w:w="120" w:type="dxa"/>
+              <w:left w:w="180" w:type="dxa"/>
+              <w:bottom w:w="120" w:type="dxa"/>
+              <w:right w:w="180" w:type="dxa"/>
+            </w:tcMar>
+            <w:vAlign w:val="center"/>
+            <w:hideMark/>
+          </w:tcPr>
+          <w:p>
+            <w:pPr>
+              <w:rPr>
+                <w:b/>
+                <w:bCs/>
+              </w:rPr>
+            </w:pPr>
+            <w:r>
+              <w:rPr>
+                <w:b/>
+                <w:bCs/>
+              </w:rPr>
+              <w:t>#FFD1B3</w:t>
+            </w:r>
+          </w:p>
+        </w:tc>
+        <w:tc>
+          <w:tcPr>
+            <w:tcW w:w="0" w:type="auto"/>
+            <w:tcBorders>
+              <w:top w:val="single" w:sz="6" w:space="0" w:color="C4C7C5"/>
+              <w:left w:val="single" w:sz="6" w:space="0" w:color="C4C7C5"/>
+              <w:bottom w:val="single" w:sz="6" w:space="0" w:color="C4C7C5"/>
+              <w:right w:val="single" w:sz="6" w:space="0" w:color="C4C7C5"/>
+            </w:tcBorders>
+            <w:tcMar>
+              <w:top w:w="120" w:type="dxa"/>
+              <w:left w:w="180" w:type="dxa"/>
+              <w:bottom w:w="120" w:type="dxa"/>
+              <w:right w:w="180" w:type="dxa"/>
+            </w:tcMar>
+            <w:vAlign w:val="center"/>
+            <w:hideMark/>
+          </w:tcPr>
+          <w:p>
+            <w:pPr>
+              <w:rPr>
+                <w:b/>
+                <w:bCs/>
+                <w:lang w:val="es-US"/>
+              </w:rPr>
+            </w:pPr>
+            <w:proofErr w:type="spellStart"/>
+            <w:r>
+              <w:rPr>
+                <w:b/>
+                <w:bCs/>
+                <w:lang w:val="es-US"/>
+              </w:rPr>
+              <w:t>Micro-detalles</w:t>
+            </w:r>
+            <w:proofErr w:type="spellEnd"/>
+            <w:r>
+              <w:rPr>
+                <w:b/>
+                <w:bCs/>
+                <w:lang w:val="es-US"/>
+              </w:rPr>
+              <w:t>, fondos de alertas suaves, llamadas a la acción enfocadas en público infantil/anciano.</w:t>
+            </w:r>
+          </w:p>
+        </w:tc>
+        <w:tc>
+          <w:tcPr>
+            <w:tcW w:w="0" w:type="auto"/>
+            <w:tcBorders>
+              <w:top w:val="single" w:sz="6" w:space="0" w:color="C4C7C5"/>
+              <w:left w:val="single" w:sz="6" w:space="0" w:color="C4C7C5"/>
+              <w:bottom w:val="single" w:sz="6" w:space="0" w:color="C4C7C5"/>
+              <w:right w:val="single" w:sz="6" w:space="0" w:color="C4C7C5"/>
+            </w:tcBorders>
+            <w:tcMar>
+              <w:top w:w="120" w:type="dxa"/>
+              <w:left w:w="180" w:type="dxa"/>
+              <w:bottom w:w="120" w:type="dxa"/>
+              <w:right w:w="180" w:type="dxa"/>
+            </w:tcMar>
+            <w:vAlign w:val="center"/>
+            <w:hideMark/>
+          </w:tcPr>
+          <w:p>
+            <w:pPr>
+              <w:rPr>
+                <w:b/>
+                <w:bCs/>
+                <w:lang w:val="es-US"/>
+              </w:rPr>
+            </w:pPr>
+            <w:r>
+              <w:rPr>
+                <w:b/>
+                <w:bCs/>
+                <w:lang w:val="es-US"/>
+              </w:rPr>
+              <w:t>Aporta calidez humana, accesibilidad y optimismo. Evita que la marca se perciba fría o puramente clínica.</w:t>
+            </w:r>
+          </w:p>
+        </w:tc>
+      </w:tr>
+    </w:tbl>
+    <w:p>
+      <w:pPr>
+        <w:rPr>
+          <w:b/>
+          <w:bCs/>
+        </w:rPr>
+      </w:pPr>
+      <w:r>
+        <w:rPr>
+          <w:b/>
+          <w:bCs/>
+        </w:rPr>
+        <w:t xml:space="preserve">4.3 </w:t>
+      </w:r>
+      <w:proofErr w:type="spellStart"/>
+      <w:r>
+        <w:rPr>
+          <w:b/>
+          <w:bCs/>
+        </w:rPr>
+        <w:t>Tipografía</w:t>
+      </w:r>
+      <w:proofErr w:type="spellEnd"/>
+      <w:r>
+        <w:rPr>
+          <w:b/>
+          <w:bCs/>
+        </w:rPr>
+        <w:t xml:space="preserve"> de la Marca</w:t>
+      </w:r>
+    </w:p>
+    <w:p>
+      <w:pPr>
+        <w:numPr>
+          <w:ilvl w:val="0"/>
+          <w:numId w:val="9"/>
+        </w:numPr>
+        <w:rPr>
+          <w:b/>
+          <w:bCs/>
+          <w:lang w:val="es-US"/>
+        </w:rPr>
+      </w:pPr>
+      <w:r>
+        <w:rPr>
+          <w:b/>
+          <w:bCs/>
+          <w:lang w:val="es-US"/>
+        </w:rPr>
+        <w:t>Tipografía Principal (Titulares, H1, H2, H3):</w:t>
+      </w:r>
+    </w:p>
+    <w:p>
+      <w:pPr>
+        <w:numPr>
+          <w:ilvl w:val="1"/>
+          <w:numId w:val="9"/>
+        </w:numPr>
+        <w:rPr>
+          <w:b/>
+          <w:bCs/>
+          <w:lang w:val="es-US"/>
+        </w:rPr>
+      </w:pPr>
+      <w:r>
+        <w:rPr>
+          <w:b/>
+          <w:bCs/>
           <w:i/>
           <w:iCs/>
           <w:lang w:val="es-US"/>
         </w:rPr>
-        <w:t>Serif</w:t>
-      </w:r>
-      <w:r>
-        <w:rPr>
-          <w:lang w:val="es-US"/>
-        </w:rPr>
-        <w:t xml:space="preserve"> modernas y estilizadas (como </w:t>
+        <w:lastRenderedPageBreak/>
+        <w:t>Fuentes:</w:t>
+      </w:r>
+      <w:r>
+        <w:rPr>
+          <w:b/>
+          <w:bCs/>
+          <w:lang w:val="es-US"/>
+        </w:rPr>
+        <w:t xml:space="preserve"> </w:t>
       </w:r>
       <w:proofErr w:type="spellStart"/>
       <w:r>
         <w:rPr>
+          <w:b/>
+          <w:bCs/>
+          <w:lang w:val="es-US"/>
+        </w:rPr>
+        <w:t>Cinzel</w:t>
+      </w:r>
+      <w:proofErr w:type="spellEnd"/>
+      <w:r>
+        <w:rPr>
+          <w:b/>
+          <w:bCs/>
+          <w:lang w:val="es-US"/>
+        </w:rPr>
+        <w:t xml:space="preserve">, Playfair </w:t>
+      </w:r>
+      <w:proofErr w:type="spellStart"/>
+      <w:r>
+        <w:rPr>
+          <w:b/>
+          <w:bCs/>
+          <w:lang w:val="es-US"/>
+        </w:rPr>
+        <w:t>Display</w:t>
+      </w:r>
+      <w:proofErr w:type="spellEnd"/>
+      <w:r>
+        <w:rPr>
+          <w:b/>
+          <w:bCs/>
+          <w:lang w:val="es-US"/>
+        </w:rPr>
+        <w:t xml:space="preserve"> o Bodoni (Fuentes Serif modernas y estilizadas).</w:t>
+      </w:r>
+    </w:p>
+    <w:p>
+      <w:pPr>
+        <w:numPr>
+          <w:ilvl w:val="1"/>
+          <w:numId w:val="9"/>
+        </w:numPr>
+        <w:rPr>
+          <w:b/>
+          <w:bCs/>
+        </w:rPr>
+      </w:pPr>
+      <w:r>
+        <w:rPr>
+          <w:b/>
+          <w:bCs/>
           <w:i/>
           <w:iCs/>
           <w:lang w:val="es-US"/>
         </w:rPr>
-        <w:t>Cinzel</w:t>
+        <w:t>Uso:</w:t>
+      </w:r>
+      <w:r>
+        <w:rPr>
+          <w:b/>
+          <w:bCs/>
+          <w:lang w:val="es-US"/>
+        </w:rPr>
+        <w:t xml:space="preserve"> Títulos de secciones, logotipos, eslóganes y textos destacados de marca. </w:t>
+      </w:r>
+      <w:proofErr w:type="spellStart"/>
+      <w:r>
+        <w:rPr>
+          <w:b/>
+          <w:bCs/>
+        </w:rPr>
+        <w:t>Transmite</w:t>
       </w:r>
       <w:proofErr w:type="spellEnd"/>
       <w:r>
         <w:rPr>
-          <w:lang w:val="es-US"/>
+          <w:b/>
+          <w:bCs/>
+        </w:rPr>
+        <w:t xml:space="preserve"> </w:t>
+      </w:r>
+      <w:proofErr w:type="spellStart"/>
+      <w:r>
+        <w:rPr>
+          <w:b/>
+          <w:bCs/>
+        </w:rPr>
+        <w:t>estatus</w:t>
+      </w:r>
+      <w:proofErr w:type="spellEnd"/>
+      <w:r>
+        <w:rPr>
+          <w:b/>
+          <w:bCs/>
         </w:rPr>
         <w:t xml:space="preserve">, </w:t>
       </w:r>
-      <w:r>
-        <w:rPr>
+      <w:proofErr w:type="spellStart"/>
+      <w:r>
+        <w:rPr>
+          <w:b/>
+          <w:bCs/>
+        </w:rPr>
+        <w:t>profesionalismo</w:t>
+      </w:r>
+      <w:proofErr w:type="spellEnd"/>
+      <w:r>
+        <w:rPr>
+          <w:b/>
+          <w:bCs/>
+        </w:rPr>
+        <w:t xml:space="preserve"> y </w:t>
+      </w:r>
+      <w:proofErr w:type="spellStart"/>
+      <w:r>
+        <w:rPr>
+          <w:b/>
+          <w:bCs/>
+        </w:rPr>
+        <w:t>herencia</w:t>
+      </w:r>
+      <w:proofErr w:type="spellEnd"/>
+      <w:r>
+        <w:rPr>
+          <w:b/>
+          <w:bCs/>
+        </w:rPr>
+        <w:t xml:space="preserve"> </w:t>
+      </w:r>
+      <w:proofErr w:type="spellStart"/>
+      <w:r>
+        <w:rPr>
+          <w:b/>
+          <w:bCs/>
+        </w:rPr>
+        <w:t>clásica</w:t>
+      </w:r>
+      <w:proofErr w:type="spellEnd"/>
+      <w:r>
+        <w:rPr>
+          <w:b/>
+          <w:bCs/>
+        </w:rPr>
+        <w:t>.</w:t>
+      </w:r>
+    </w:p>
+    <w:p>
+      <w:pPr>
+        <w:numPr>
+          <w:ilvl w:val="0"/>
+          <w:numId w:val="9"/>
+        </w:numPr>
+        <w:rPr>
+          <w:b/>
+          <w:bCs/>
+          <w:lang w:val="es-US"/>
+        </w:rPr>
+      </w:pPr>
+      <w:r>
+        <w:rPr>
+          <w:b/>
+          <w:bCs/>
+          <w:lang w:val="es-US"/>
+        </w:rPr>
+        <w:t>Tipografía Secundaria (Cuerpo de texto, Menús, Párrafos, UI/UX):</w:t>
+      </w:r>
+    </w:p>
+    <w:p>
+      <w:pPr>
+        <w:numPr>
+          <w:ilvl w:val="1"/>
+          <w:numId w:val="9"/>
+        </w:numPr>
+        <w:rPr>
+          <w:b/>
+          <w:bCs/>
+          <w:lang w:val="es-US"/>
+        </w:rPr>
+      </w:pPr>
+      <w:r>
+        <w:rPr>
+          <w:b/>
+          <w:bCs/>
           <w:i/>
           <w:iCs/>
           <w:lang w:val="es-US"/>
         </w:rPr>
-        <w:t xml:space="preserve">Playfair </w:t>
+        <w:t>Fuentes:</w:t>
+      </w:r>
+      <w:r>
+        <w:rPr>
+          <w:b/>
+          <w:bCs/>
+          <w:lang w:val="es-US"/>
+        </w:rPr>
+        <w:t xml:space="preserve"> Montserrat o Lato (Fuentes Sans-</w:t>
       </w:r>
       <w:proofErr w:type="spellStart"/>
       <w:r>
         <w:rPr>
+          <w:b/>
+          <w:bCs/>
+          <w:lang w:val="es-US"/>
+        </w:rPr>
+        <w:t>serif</w:t>
+      </w:r>
+      <w:proofErr w:type="spellEnd"/>
+      <w:r>
+        <w:rPr>
+          <w:b/>
+          <w:bCs/>
+          <w:lang w:val="es-US"/>
+        </w:rPr>
+        <w:t xml:space="preserve"> limpias y ligeras).</w:t>
+      </w:r>
+    </w:p>
+    <w:p>
+      <w:pPr>
+        <w:numPr>
+          <w:ilvl w:val="1"/>
+          <w:numId w:val="9"/>
+        </w:numPr>
+        <w:rPr>
+          <w:b/>
+          <w:bCs/>
+        </w:rPr>
+      </w:pPr>
+      <w:r>
+        <w:rPr>
+          <w:b/>
+          <w:bCs/>
           <w:i/>
           <w:iCs/>
           <w:lang w:val="es-US"/>
         </w:rPr>
-        <w:t>Display</w:t>
+        <w:t>Uso:</w:t>
+      </w:r>
+      <w:r>
+        <w:rPr>
+          <w:b/>
+          <w:bCs/>
+          <w:lang w:val="es-US"/>
+        </w:rPr>
+        <w:t xml:space="preserve"> Descripciones de servicios, formularios, botones, textos explicativos del blog y menús de navegación. </w:t>
+      </w:r>
+      <w:proofErr w:type="spellStart"/>
+      <w:r>
+        <w:rPr>
+          <w:b/>
+          <w:bCs/>
+        </w:rPr>
+        <w:t>Garantiza</w:t>
       </w:r>
       <w:proofErr w:type="spellEnd"/>
       <w:r>
         <w:rPr>
-          <w:lang w:val="es-US"/>
-        </w:rPr>
-        <w:t xml:space="preserve"> o </w:t>
-      </w:r>
-      <w:r>
-        <w:rPr>
-          <w:i/>
-          <w:iCs/>
-          <w:lang w:val="es-US"/>
-        </w:rPr>
-        <w:t>Bodoni</w:t>
-      </w:r>
-      <w:r>
-        <w:rPr>
-          <w:lang w:val="es-US"/>
-        </w:rPr>
-        <w:t xml:space="preserve">) para el nombre principal, transmitiendo estatus y profesionalismo. Para los subtítulos o servicios, una </w:t>
-      </w:r>
-      <w:r>
-        <w:rPr>
-          <w:i/>
-          <w:iCs/>
-          <w:lang w:val="es-US"/>
-        </w:rPr>
-        <w:t>Sans-</w:t>
+          <w:b/>
+          <w:bCs/>
+        </w:rPr>
+        <w:t xml:space="preserve"> </w:t>
       </w:r>
       <w:proofErr w:type="spellStart"/>
       <w:r>
         <w:rPr>
-          <w:i/>
-          <w:iCs/>
-          <w:lang w:val="es-US"/>
-        </w:rPr>
-        <w:t>serif</w:t>
+          <w:b/>
+          <w:bCs/>
+        </w:rPr>
+        <w:t>legibilidad</w:t>
       </w:r>
       <w:proofErr w:type="spellEnd"/>
       <w:r>
         <w:rPr>
-          <w:lang w:val="es-US"/>
-        </w:rPr>
-        <w:t xml:space="preserve"> limpia y ligera (como </w:t>
-      </w:r>
-      <w:r>
-        <w:rPr>
-          <w:i/>
-          <w:iCs/>
-          <w:lang w:val="es-US"/>
-        </w:rPr>
-        <w:t>Montserrat</w:t>
-      </w:r>
-      <w:r>
-        <w:rPr>
-          <w:lang w:val="es-US"/>
-        </w:rPr>
-        <w:t xml:space="preserve"> o </w:t>
-      </w:r>
-      <w:r>
-        <w:rPr>
-          <w:i/>
-          <w:iCs/>
-          <w:lang w:val="es-US"/>
-        </w:rPr>
-        <w:t>Lato</w:t>
-      </w:r>
-      <w:r>
-        <w:rPr>
-          <w:lang w:val="es-US"/>
-        </w:rPr>
-        <w:t>) para mantener la legibilidad.</w:t>
-      </w:r>
-    </w:p>
-    <w:p>
-      <w:pPr>
-        <w:rPr>
-          <w:b/>
-          <w:bCs/>
-          <w:lang w:val="es-US"/>
-        </w:rPr>
-      </w:pPr>
-      <w:r>
-        <w:rPr>
-          <w:b/>
-          <w:bCs/>
-          <w:lang w:val="es-US"/>
-        </w:rPr>
-        <w:lastRenderedPageBreak/>
-        <w:t>4. Evolución del Slogan</w:t>
-      </w:r>
-    </w:p>
-    <w:p>
-      <w:r>
-        <w:rPr>
-          <w:lang w:val="es-US"/>
-        </w:rPr>
-        <w:t>La idea original de tu cliente ("</w:t>
-      </w:r>
-      <w:r>
-        <w:rPr>
-          <w:i/>
-          <w:iCs/>
-          <w:lang w:val="es-US"/>
-        </w:rPr>
-        <w:t>Satisfacción en transformar e inspirar a las personas</w:t>
-      </w:r>
-      <w:r>
-        <w:rPr>
-          <w:lang w:val="es-US"/>
-        </w:rPr>
-        <w:t xml:space="preserve">") tiene una gran intención, pero para conectar mejor con un público de clase alta, podemos refinar el lenguaje para hacerlo más sugerente, elegante e inspirador. </w:t>
+          <w:b/>
+          <w:bCs/>
+        </w:rPr>
+        <w:t xml:space="preserve"> </w:t>
       </w:r>
       <w:proofErr w:type="spellStart"/>
       <w:r>
-        <w:t>Te</w:t>
+        <w:rPr>
+          <w:b/>
+          <w:bCs/>
+        </w:rPr>
+        <w:t>absoluta</w:t>
       </w:r>
       <w:proofErr w:type="spellEnd"/>
       <w:r>
+        <w:rPr>
+          <w:b/>
+          <w:bCs/>
+        </w:rPr>
+        <w:t xml:space="preserve"> para </w:t>
+      </w:r>
+      <w:proofErr w:type="spellStart"/>
+      <w:r>
+        <w:rPr>
+          <w:b/>
+          <w:bCs/>
+        </w:rPr>
+        <w:t>todas</w:t>
+      </w:r>
+      <w:proofErr w:type="spellEnd"/>
+      <w:r>
+        <w:rPr>
+          <w:b/>
+          <w:bCs/>
+        </w:rPr>
+        <w:t xml:space="preserve"> las </w:t>
+      </w:r>
+      <w:proofErr w:type="spellStart"/>
+      <w:r>
+        <w:rPr>
+          <w:b/>
+          <w:bCs/>
+        </w:rPr>
+        <w:t>edades</w:t>
+      </w:r>
+      <w:proofErr w:type="spellEnd"/>
+      <w:r>
+        <w:rPr>
+          <w:b/>
+          <w:bCs/>
+        </w:rPr>
+        <w:t>.</w:t>
+      </w:r>
+    </w:p>
+    <w:p>
+      <w:pPr>
+        <w:rPr>
+          <w:b/>
+          <w:bCs/>
+          <w:lang w:val="es-US"/>
+        </w:rPr>
+      </w:pPr>
+      <w:r>
+        <w:rPr>
+          <w:b/>
+          <w:bCs/>
+          <w:lang w:val="es-US"/>
+        </w:rPr>
+        <w:t>5. Arquitectura de Servicios (Estructura Comercial)</w:t>
+      </w:r>
+    </w:p>
+    <w:p>
+      <w:pPr>
+        <w:rPr>
+          <w:b/>
+          <w:bCs/>
+          <w:lang w:val="es-US"/>
+        </w:rPr>
+      </w:pPr>
+      <w:r>
+        <w:rPr>
+          <w:b/>
+          <w:bCs/>
+          <w:lang w:val="es-US"/>
+        </w:rPr>
+        <w:t>Para asegurar una navegación intuitiva que evite confundir o sobrecargar cognitivamente al usuario de clase alta con la diversidad de terapias, los servicios se agrupan estrictamente en tres pilares:</w:t>
+      </w:r>
+    </w:p>
+    <w:p>
+      <w:pPr>
+        <w:rPr>
+          <w:b/>
+          <w:bCs/>
+          <w:lang w:val="es-US"/>
+        </w:rPr>
+      </w:pPr>
+      <w:r>
+        <w:rPr>
+          <w:b/>
+          <w:bCs/>
+          <w:lang w:val="es-US"/>
+        </w:rPr>
+        <w:t xml:space="preserve">                     [ESENCIA HIPNÓTICA]</w:t>
+      </w:r>
+    </w:p>
+    <w:p>
+      <w:pPr>
+        <w:rPr>
+          <w:b/>
+          <w:bCs/>
+          <w:lang w:val="es-US"/>
+        </w:rPr>
+      </w:pPr>
+      <w:r>
+        <w:rPr>
+          <w:b/>
+          <w:bCs/>
+          <w:lang w:val="es-US"/>
+        </w:rPr>
+        <w:t xml:space="preserve">                              │</w:t>
+      </w:r>
+    </w:p>
+    <w:p>
+      <w:pPr>
+        <w:rPr>
+          <w:b/>
+          <w:bCs/>
+          <w:lang w:val="es-US"/>
+        </w:rPr>
+      </w:pPr>
+      <w:r>
+        <w:rPr>
+          <w:b/>
+          <w:bCs/>
+          <w:lang w:val="es-US"/>
+        </w:rPr>
+        <w:t xml:space="preserve">       ┌──────────────────────</w:t>
+      </w:r>
+      <w:r>
+        <w:rPr>
+          <w:rFonts w:ascii="MS Gothic" w:eastAsia="MS Gothic" w:hAnsi="MS Gothic" w:cs="MS Gothic" w:hint="eastAsia"/>
+          <w:b/>
+          <w:bCs/>
+          <w:lang w:val="es-US"/>
+        </w:rPr>
+        <w:t>┼</w:t>
+      </w:r>
+      <w:r>
+        <w:rPr>
+          <w:rFonts w:ascii="Calibri" w:hAnsi="Calibri" w:cs="Calibri"/>
+          <w:b/>
+          <w:bCs/>
+          <w:lang w:val="es-US"/>
+        </w:rPr>
+        <w:t>──────────────────────┐</w:t>
+      </w:r>
+    </w:p>
+    <w:p>
+      <w:pPr>
+        <w:rPr>
+          <w:b/>
+          <w:bCs/>
+          <w:lang w:val="es-US"/>
+        </w:rPr>
+      </w:pPr>
+      <w:r>
+        <w:rPr>
+          <w:b/>
+          <w:bCs/>
+          <w:lang w:val="es-US"/>
+        </w:rPr>
+        <w:t xml:space="preserve">       </w:t>
+      </w:r>
+      <w:r>
+        <w:rPr>
+          <w:rFonts w:ascii="Arial" w:hAnsi="Arial" w:cs="Arial"/>
+          <w:b/>
+          <w:bCs/>
+          <w:lang w:val="es-US"/>
+        </w:rPr>
+        <w:t>▼</w:t>
+      </w:r>
+      <w:r>
+        <w:rPr>
+          <w:b/>
+          <w:bCs/>
+          <w:lang w:val="es-US"/>
+        </w:rPr>
+        <w:t xml:space="preserve">                      </w:t>
+      </w:r>
+      <w:r>
+        <w:rPr>
+          <w:rFonts w:ascii="Arial" w:hAnsi="Arial" w:cs="Arial"/>
+          <w:b/>
+          <w:bCs/>
+          <w:lang w:val="es-US"/>
+        </w:rPr>
+        <w:t>▼</w:t>
+      </w:r>
+      <w:r>
+        <w:rPr>
+          <w:b/>
+          <w:bCs/>
+          <w:lang w:val="es-US"/>
+        </w:rPr>
+        <w:t xml:space="preserve">                      </w:t>
+      </w:r>
+      <w:r>
+        <w:rPr>
+          <w:rFonts w:ascii="Arial" w:hAnsi="Arial" w:cs="Arial"/>
+          <w:b/>
+          <w:bCs/>
+          <w:lang w:val="es-US"/>
+        </w:rPr>
+        <w:t>▼</w:t>
+      </w:r>
+    </w:p>
+    <w:p>
+      <w:pPr>
+        <w:rPr>
+          <w:b/>
+          <w:bCs/>
+          <w:lang w:val="es-US"/>
+        </w:rPr>
+      </w:pPr>
+      <w:r>
+        <w:rPr>
+          <w:b/>
+          <w:bCs/>
+          <w:lang w:val="es-US"/>
+        </w:rPr>
+        <w:t>┌──────────────┐       ┌──────────────┐       ┌──────────────┐</w:t>
+      </w:r>
+    </w:p>
+    <w:p>
+      <w:pPr>
+        <w:rPr>
+          <w:b/>
+          <w:bCs/>
+          <w:lang w:val="es-US"/>
+        </w:rPr>
+      </w:pPr>
+      <w:proofErr w:type="gramStart"/>
+      <w:r>
+        <w:rPr>
+          <w:b/>
+          <w:bCs/>
+          <w:lang w:val="es-US"/>
+        </w:rPr>
+        <w:t>│  Bienestar</w:t>
+      </w:r>
+      <w:proofErr w:type="gramEnd"/>
+      <w:r>
+        <w:rPr>
+          <w:b/>
+          <w:bCs/>
+          <w:lang w:val="es-US"/>
+        </w:rPr>
+        <w:t xml:space="preserve">   │       </w:t>
+      </w:r>
+      <w:proofErr w:type="gramStart"/>
+      <w:r>
+        <w:rPr>
+          <w:b/>
+          <w:bCs/>
+          <w:lang w:val="es-US"/>
+        </w:rPr>
+        <w:t>│  Procesos</w:t>
+      </w:r>
+      <w:proofErr w:type="gramEnd"/>
+      <w:r>
+        <w:rPr>
+          <w:b/>
+          <w:bCs/>
+          <w:lang w:val="es-US"/>
+        </w:rPr>
+        <w:t xml:space="preserve"> de │       │   Conexión   │</w:t>
+      </w:r>
+    </w:p>
+    <w:p>
+      <w:pPr>
+        <w:rPr>
+          <w:b/>
+          <w:bCs/>
+          <w:lang w:val="es-US"/>
+        </w:rPr>
+      </w:pPr>
+      <w:proofErr w:type="gramStart"/>
+      <w:r>
+        <w:rPr>
+          <w:b/>
+          <w:bCs/>
+          <w:lang w:val="es-US"/>
+        </w:rPr>
+        <w:t>│  Clínico</w:t>
+      </w:r>
+      <w:proofErr w:type="gramEnd"/>
+      <w:r>
+        <w:rPr>
+          <w:b/>
+          <w:bCs/>
+          <w:lang w:val="es-US"/>
+        </w:rPr>
+        <w:t xml:space="preserve"> y   │       │ </w:t>
+      </w:r>
+      <w:proofErr w:type="gramStart"/>
+      <w:r>
+        <w:rPr>
+          <w:b/>
+          <w:bCs/>
+          <w:lang w:val="es-US"/>
+        </w:rPr>
+        <w:t>Consciencia  │</w:t>
+      </w:r>
+      <w:proofErr w:type="gramEnd"/>
+      <w:r>
+        <w:rPr>
+          <w:b/>
+          <w:bCs/>
+          <w:lang w:val="es-US"/>
+        </w:rPr>
+        <w:t xml:space="preserve">       │ Espiritual y │</w:t>
+      </w:r>
+    </w:p>
+    <w:p>
+      <w:pPr>
+        <w:rPr>
+          <w:b/>
+          <w:bCs/>
+          <w:lang w:val="es-US"/>
+        </w:rPr>
+      </w:pPr>
+      <w:r>
+        <w:rPr>
+          <w:b/>
+          <w:bCs/>
+          <w:lang w:val="es-US"/>
+        </w:rPr>
+        <w:t xml:space="preserve">│    Mental    │       │   Ampliada   │       │   </w:t>
+      </w:r>
+      <w:proofErr w:type="gramStart"/>
+      <w:r>
+        <w:rPr>
+          <w:b/>
+          <w:bCs/>
+          <w:lang w:val="es-US"/>
+        </w:rPr>
+        <w:t>Holística  │</w:t>
+      </w:r>
+      <w:proofErr w:type="gramEnd"/>
+    </w:p>
+    <w:p>
+      <w:pPr>
+        <w:rPr>
+          <w:b/>
+          <w:bCs/>
+          <w:lang w:val="es-US"/>
+        </w:rPr>
+      </w:pPr>
+      <w:r>
+        <w:rPr>
+          <w:b/>
+          <w:bCs/>
+          <w:lang w:val="es-US"/>
+        </w:rPr>
+        <w:t>└──────</w:t>
+      </w:r>
+      <w:r>
+        <w:rPr>
+          <w:rFonts w:ascii="MS Gothic" w:eastAsia="MS Gothic" w:hAnsi="MS Gothic" w:cs="MS Gothic" w:hint="eastAsia"/>
+          <w:b/>
+          <w:bCs/>
+          <w:lang w:val="es-US"/>
+        </w:rPr>
+        <w:t>┬</w:t>
+      </w:r>
+      <w:r>
+        <w:rPr>
+          <w:rFonts w:ascii="Calibri" w:hAnsi="Calibri" w:cs="Calibri"/>
+          <w:b/>
+          <w:bCs/>
+          <w:lang w:val="es-US"/>
+        </w:rPr>
+        <w:t>───────┘</w:t>
+      </w:r>
+      <w:r>
+        <w:rPr>
+          <w:b/>
+          <w:bCs/>
+          <w:lang w:val="es-US"/>
+        </w:rPr>
+        <w:t xml:space="preserve">       </w:t>
+      </w:r>
+      <w:r>
+        <w:rPr>
+          <w:rFonts w:ascii="Calibri" w:hAnsi="Calibri" w:cs="Calibri"/>
+          <w:b/>
+          <w:bCs/>
+          <w:lang w:val="es-US"/>
+        </w:rPr>
+        <w:t>└──────</w:t>
+      </w:r>
+      <w:r>
+        <w:rPr>
+          <w:rFonts w:ascii="MS Gothic" w:eastAsia="MS Gothic" w:hAnsi="MS Gothic" w:cs="MS Gothic" w:hint="eastAsia"/>
+          <w:b/>
+          <w:bCs/>
+          <w:lang w:val="es-US"/>
+        </w:rPr>
+        <w:t>┬</w:t>
+      </w:r>
+      <w:r>
+        <w:rPr>
+          <w:rFonts w:ascii="Calibri" w:hAnsi="Calibri" w:cs="Calibri"/>
+          <w:b/>
+          <w:bCs/>
+          <w:lang w:val="es-US"/>
+        </w:rPr>
+        <w:t>───────┘</w:t>
+      </w:r>
+      <w:r>
+        <w:rPr>
+          <w:b/>
+          <w:bCs/>
+          <w:lang w:val="es-US"/>
+        </w:rPr>
+        <w:t xml:space="preserve">       </w:t>
+      </w:r>
+      <w:r>
+        <w:rPr>
+          <w:rFonts w:ascii="Calibri" w:hAnsi="Calibri" w:cs="Calibri"/>
+          <w:b/>
+          <w:bCs/>
+          <w:lang w:val="es-US"/>
+        </w:rPr>
+        <w:t>└──────</w:t>
+      </w:r>
+      <w:r>
+        <w:rPr>
+          <w:rFonts w:ascii="MS Gothic" w:eastAsia="MS Gothic" w:hAnsi="MS Gothic" w:cs="MS Gothic" w:hint="eastAsia"/>
+          <w:b/>
+          <w:bCs/>
+          <w:lang w:val="es-US"/>
+        </w:rPr>
+        <w:t>┬</w:t>
+      </w:r>
+      <w:r>
+        <w:rPr>
+          <w:rFonts w:ascii="Calibri" w:hAnsi="Calibri" w:cs="Calibri"/>
+          <w:b/>
+          <w:bCs/>
+          <w:lang w:val="es-US"/>
+        </w:rPr>
+        <w:t>───────┘</w:t>
+      </w:r>
+    </w:p>
+    <w:p>
+      <w:pPr>
+        <w:rPr>
+          <w:b/>
+          <w:bCs/>
+          <w:lang w:val="es-US"/>
+        </w:rPr>
+      </w:pPr>
+      <w:r>
+        <w:rPr>
+          <w:b/>
+          <w:bCs/>
+          <w:lang w:val="es-US"/>
+        </w:rPr>
+        <w:t xml:space="preserve">       </w:t>
+      </w:r>
+      <w:r>
+        <w:rPr>
+          <w:rFonts w:ascii="MS Gothic" w:eastAsia="MS Gothic" w:hAnsi="MS Gothic" w:cs="MS Gothic" w:hint="eastAsia"/>
+          <w:b/>
+          <w:bCs/>
+          <w:lang w:val="es-US"/>
+        </w:rPr>
+        <w:t>├</w:t>
+      </w:r>
+      <w:r>
+        <w:rPr>
+          <w:rFonts w:ascii="Calibri" w:hAnsi="Calibri" w:cs="Calibri"/>
+          <w:b/>
+          <w:bCs/>
+          <w:lang w:val="es-US"/>
+        </w:rPr>
+        <w:t>─</w:t>
+      </w:r>
+      <w:r>
+        <w:rPr>
+          <w:b/>
+          <w:bCs/>
+          <w:lang w:val="es-US"/>
+        </w:rPr>
+        <w:t xml:space="preserve"> Psicolog</w:t>
+      </w:r>
+      <w:r>
+        <w:rPr>
+          <w:rFonts w:ascii="Calibri" w:hAnsi="Calibri" w:cs="Calibri"/>
+          <w:b/>
+          <w:bCs/>
+          <w:lang w:val="es-US"/>
+        </w:rPr>
+        <w:t>í</w:t>
+      </w:r>
+      <w:r>
+        <w:rPr>
+          <w:b/>
+          <w:bCs/>
+          <w:lang w:val="es-US"/>
+        </w:rPr>
+        <w:t xml:space="preserve">a          </w:t>
+      </w:r>
+      <w:r>
+        <w:rPr>
+          <w:rFonts w:ascii="MS Gothic" w:eastAsia="MS Gothic" w:hAnsi="MS Gothic" w:cs="MS Gothic" w:hint="eastAsia"/>
+          <w:b/>
+          <w:bCs/>
+          <w:lang w:val="es-US"/>
+        </w:rPr>
+        <w:t>├</w:t>
+      </w:r>
+      <w:r>
+        <w:rPr>
+          <w:rFonts w:ascii="Calibri" w:hAnsi="Calibri" w:cs="Calibri"/>
+          <w:b/>
+          <w:bCs/>
+          <w:lang w:val="es-US"/>
+        </w:rPr>
+        <w:t>─</w:t>
+      </w:r>
+      <w:r>
+        <w:rPr>
+          <w:b/>
+          <w:bCs/>
+          <w:lang w:val="es-US"/>
+        </w:rPr>
+        <w:t xml:space="preserve"> Hipnosis            </w:t>
+      </w:r>
+      <w:r>
+        <w:rPr>
+          <w:rFonts w:ascii="MS Gothic" w:eastAsia="MS Gothic" w:hAnsi="MS Gothic" w:cs="MS Gothic" w:hint="eastAsia"/>
+          <w:b/>
+          <w:bCs/>
+          <w:lang w:val="es-US"/>
+        </w:rPr>
+        <w:t>├</w:t>
+      </w:r>
+      <w:r>
+        <w:rPr>
+          <w:rFonts w:ascii="Calibri" w:hAnsi="Calibri" w:cs="Calibri"/>
+          <w:b/>
+          <w:bCs/>
+          <w:lang w:val="es-US"/>
+        </w:rPr>
+        <w:t>─</w:t>
+      </w:r>
+      <w:r>
+        <w:rPr>
+          <w:b/>
+          <w:bCs/>
+          <w:lang w:val="es-US"/>
+        </w:rPr>
+        <w:t xml:space="preserve"> Canalizaci</w:t>
+      </w:r>
+      <w:r>
+        <w:rPr>
+          <w:rFonts w:ascii="Calibri" w:hAnsi="Calibri" w:cs="Calibri"/>
+          <w:b/>
+          <w:bCs/>
+          <w:lang w:val="es-US"/>
+        </w:rPr>
+        <w:t>ó</w:t>
+      </w:r>
+      <w:r>
+        <w:rPr>
+          <w:b/>
+          <w:bCs/>
+          <w:lang w:val="es-US"/>
+        </w:rPr>
+        <w:t>n</w:t>
+      </w:r>
+    </w:p>
+    <w:p>
+      <w:pPr>
+        <w:rPr>
+          <w:b/>
+          <w:bCs/>
+          <w:lang w:val="es-US"/>
+        </w:rPr>
+      </w:pPr>
+      <w:r>
+        <w:rPr>
+          <w:b/>
+          <w:bCs/>
+          <w:lang w:val="es-US"/>
+        </w:rPr>
+        <w:t xml:space="preserve">       </w:t>
+      </w:r>
+      <w:proofErr w:type="gramStart"/>
+      <w:r>
+        <w:rPr>
+          <w:b/>
+          <w:bCs/>
+          <w:lang w:val="es-US"/>
+        </w:rPr>
+        <w:t>│  Gestalt</w:t>
+      </w:r>
+      <w:proofErr w:type="gramEnd"/>
+      <w:r>
+        <w:rPr>
+          <w:b/>
+          <w:bCs/>
+          <w:lang w:val="es-US"/>
+        </w:rPr>
+        <w:t xml:space="preserve">             </w:t>
+      </w:r>
+      <w:proofErr w:type="gramStart"/>
+      <w:r>
+        <w:rPr>
+          <w:b/>
+          <w:bCs/>
+          <w:lang w:val="es-US"/>
+        </w:rPr>
+        <w:t>│  (</w:t>
+      </w:r>
+      <w:proofErr w:type="gramEnd"/>
+      <w:r>
+        <w:rPr>
+          <w:b/>
+          <w:bCs/>
+          <w:lang w:val="es-US"/>
+        </w:rPr>
+        <w:t xml:space="preserve">Presencial/        │  </w:t>
+      </w:r>
+    </w:p>
+    <w:p>
+      <w:pPr>
+        <w:rPr>
+          <w:b/>
+          <w:bCs/>
+          <w:lang w:val="es-US"/>
+        </w:rPr>
+      </w:pPr>
+      <w:r>
+        <w:rPr>
+          <w:b/>
+          <w:bCs/>
+          <w:lang w:val="es-US"/>
+        </w:rPr>
+        <w:t xml:space="preserve">       </w:t>
+      </w:r>
+      <w:r>
+        <w:rPr>
+          <w:rFonts w:ascii="MS Gothic" w:eastAsia="MS Gothic" w:hAnsi="MS Gothic" w:cs="MS Gothic" w:hint="eastAsia"/>
+          <w:b/>
+          <w:bCs/>
+          <w:lang w:val="es-US"/>
+        </w:rPr>
+        <w:t>├</w:t>
+      </w:r>
+      <w:r>
+        <w:rPr>
+          <w:rFonts w:ascii="Calibri" w:hAnsi="Calibri" w:cs="Calibri"/>
+          <w:b/>
+          <w:bCs/>
+          <w:lang w:val="es-US"/>
+        </w:rPr>
+        <w:t>─</w:t>
+      </w:r>
+      <w:r>
+        <w:rPr>
+          <w:b/>
+          <w:bCs/>
+          <w:lang w:val="es-US"/>
+        </w:rPr>
+        <w:t xml:space="preserve"> Terapias            </w:t>
+      </w:r>
+      <w:r>
+        <w:rPr>
+          <w:rFonts w:ascii="Calibri" w:hAnsi="Calibri" w:cs="Calibri"/>
+          <w:b/>
+          <w:bCs/>
+          <w:lang w:val="es-US"/>
+        </w:rPr>
+        <w:t>│</w:t>
+      </w:r>
+      <w:r>
+        <w:rPr>
+          <w:b/>
+          <w:bCs/>
+          <w:lang w:val="es-US"/>
+        </w:rPr>
+        <w:t xml:space="preserve">   </w:t>
+      </w:r>
+      <w:proofErr w:type="gramStart"/>
+      <w:r>
+        <w:rPr>
+          <w:b/>
+          <w:bCs/>
+          <w:lang w:val="es-US"/>
+        </w:rPr>
+        <w:t xml:space="preserve">Distancia)   </w:t>
+      </w:r>
+      <w:proofErr w:type="gramEnd"/>
+      <w:r>
+        <w:rPr>
+          <w:b/>
+          <w:bCs/>
+          <w:lang w:val="es-US"/>
+        </w:rPr>
+        <w:t xml:space="preserve">      </w:t>
+      </w:r>
+      <w:r>
+        <w:rPr>
+          <w:rFonts w:ascii="MS Gothic" w:eastAsia="MS Gothic" w:hAnsi="MS Gothic" w:cs="MS Gothic" w:hint="eastAsia"/>
+          <w:b/>
+          <w:bCs/>
+          <w:lang w:val="es-US"/>
+        </w:rPr>
+        <w:t>├</w:t>
+      </w:r>
+      <w:r>
+        <w:rPr>
+          <w:rFonts w:ascii="Calibri" w:hAnsi="Calibri" w:cs="Calibri"/>
+          <w:b/>
+          <w:bCs/>
+          <w:lang w:val="es-US"/>
+        </w:rPr>
+        <w:t>─</w:t>
+      </w:r>
+      <w:r>
+        <w:rPr>
+          <w:b/>
+          <w:bCs/>
+          <w:lang w:val="es-US"/>
+        </w:rPr>
         <w:t xml:space="preserve"> </w:t>
       </w:r>
       <w:proofErr w:type="spellStart"/>
       <w:r>
-        <w:t>dejo</w:t>
+        <w:rPr>
+          <w:b/>
+          <w:bCs/>
+          <w:lang w:val="es-US"/>
+        </w:rPr>
+        <w:t>Mediunidad</w:t>
       </w:r>
       <w:proofErr w:type="spellEnd"/>
-      <w:r>
-        <w:t xml:space="preserve"> </w:t>
-      </w:r>
-      <w:proofErr w:type="spellStart"/>
-      <w:r>
-        <w:t>tres</w:t>
-      </w:r>
-      <w:proofErr w:type="spellEnd"/>
-      <w:r>
-        <w:t xml:space="preserve"> </w:t>
-      </w:r>
-      <w:proofErr w:type="spellStart"/>
-      <w:r>
-        <w:t>opciones</w:t>
-      </w:r>
-      <w:proofErr w:type="spellEnd"/>
-      <w:r>
-        <w:t xml:space="preserve"> </w:t>
-      </w:r>
-      <w:proofErr w:type="spellStart"/>
-      <w:r>
-        <w:t>basadas</w:t>
-      </w:r>
-      <w:proofErr w:type="spellEnd"/>
-      <w:r>
-        <w:t xml:space="preserve"> </w:t>
-      </w:r>
-      <w:proofErr w:type="spellStart"/>
-      <w:r>
-        <w:t>en</w:t>
-      </w:r>
-      <w:proofErr w:type="spellEnd"/>
-      <w:r>
-        <w:t xml:space="preserve"> </w:t>
-      </w:r>
-      <w:proofErr w:type="spellStart"/>
-      <w:r>
-        <w:t>su</w:t>
-      </w:r>
-      <w:proofErr w:type="spellEnd"/>
-      <w:r>
-        <w:t xml:space="preserve"> idea original:</w:t>
+    </w:p>
+    <w:p>
+      <w:pPr>
+        <w:rPr>
+          <w:b/>
+          <w:bCs/>
+          <w:lang w:val="es-US"/>
+        </w:rPr>
+      </w:pPr>
+      <w:r>
+        <w:rPr>
+          <w:b/>
+          <w:bCs/>
+          <w:lang w:val="es-US"/>
+        </w:rPr>
+        <w:t xml:space="preserve">       </w:t>
+      </w:r>
+      <w:proofErr w:type="gramStart"/>
+      <w:r>
+        <w:rPr>
+          <w:b/>
+          <w:bCs/>
+          <w:lang w:val="es-US"/>
+        </w:rPr>
+        <w:t>│  Psicológicas</w:t>
+      </w:r>
+      <w:proofErr w:type="gramEnd"/>
+      <w:r>
+        <w:rPr>
+          <w:b/>
+          <w:bCs/>
+          <w:lang w:val="es-US"/>
+        </w:rPr>
+        <w:t xml:space="preserve">        └─ Regresiones         </w:t>
+      </w:r>
+      <w:r>
+        <w:rPr>
+          <w:rFonts w:ascii="MS Gothic" w:eastAsia="MS Gothic" w:hAnsi="MS Gothic" w:cs="MS Gothic" w:hint="eastAsia"/>
+          <w:b/>
+          <w:bCs/>
+          <w:lang w:val="es-US"/>
+        </w:rPr>
+        <w:t>├</w:t>
+      </w:r>
+      <w:r>
+        <w:rPr>
+          <w:rFonts w:ascii="Calibri" w:hAnsi="Calibri" w:cs="Calibri"/>
+          <w:b/>
+          <w:bCs/>
+          <w:lang w:val="es-US"/>
+        </w:rPr>
+        <w:t>─</w:t>
+      </w:r>
+      <w:r>
+        <w:rPr>
+          <w:b/>
+          <w:bCs/>
+          <w:lang w:val="es-US"/>
+        </w:rPr>
+        <w:t xml:space="preserve"> Gu</w:t>
+      </w:r>
+      <w:r>
+        <w:rPr>
+          <w:rFonts w:ascii="Calibri" w:hAnsi="Calibri" w:cs="Calibri"/>
+          <w:b/>
+          <w:bCs/>
+          <w:lang w:val="es-US"/>
+        </w:rPr>
+        <w:t>í</w:t>
+      </w:r>
+      <w:r>
+        <w:rPr>
+          <w:b/>
+          <w:bCs/>
+          <w:lang w:val="es-US"/>
+        </w:rPr>
+        <w:t>a Espiritual</w:t>
+      </w:r>
+    </w:p>
+    <w:p>
+      <w:pPr>
+        <w:rPr>
+          <w:b/>
+          <w:bCs/>
+        </w:rPr>
+      </w:pPr>
+      <w:r>
+        <w:rPr>
+          <w:b/>
+          <w:bCs/>
+          <w:lang w:val="es-US"/>
+        </w:rPr>
+        <w:t xml:space="preserve">       </w:t>
+      </w:r>
+      <w:r>
+        <w:rPr>
+          <w:b/>
+          <w:bCs/>
+        </w:rPr>
+        <w:t>└─ PNL                                        └─ Tarot</w:t>
       </w:r>
     </w:p>
     <w:p>
       <w:pPr>
         <w:numPr>
           <w:ilvl w:val="0"/>
-          <w:numId w:val="4"/>
+          <w:numId w:val="10"/>
         </w:numPr>
-      </w:pPr>
-      <w:r>
-        <w:rPr>
-          <w:b/>
-          <w:bCs/>
-          <w:lang w:val="es-US"/>
-        </w:rPr>
-        <w:t>Opción 1 (Sofisticada y directa):</w:t>
-      </w:r>
-      <w:r>
-        <w:rPr>
-          <w:lang w:val="es-US"/>
-        </w:rPr>
-        <w:t xml:space="preserve"> </w:t>
-      </w:r>
-      <w:r>
-        <w:rPr>
-          <w:i/>
-          <w:iCs/>
-          <w:lang w:val="es-US"/>
-        </w:rPr>
-        <w:t xml:space="preserve">"Inspirar la mente. </w:t>
-      </w:r>
-      <w:proofErr w:type="spellStart"/>
-      <w:r>
-        <w:rPr>
-          <w:i/>
-          <w:iCs/>
-        </w:rPr>
-        <w:t>Transformar</w:t>
-      </w:r>
-      <w:proofErr w:type="spellEnd"/>
-      <w:r>
-        <w:rPr>
-          <w:i/>
-          <w:iCs/>
-        </w:rPr>
-        <w:t xml:space="preserve"> la </w:t>
-      </w:r>
-      <w:proofErr w:type="spellStart"/>
-      <w:r>
-        <w:rPr>
-          <w:i/>
-          <w:iCs/>
-        </w:rPr>
-        <w:t>esencia</w:t>
-      </w:r>
-      <w:proofErr w:type="spellEnd"/>
-      <w:r>
-        <w:rPr>
-          <w:i/>
-          <w:iCs/>
-        </w:rPr>
-        <w:t>."</w:t>
+        <w:rPr>
+          <w:b/>
+          <w:bCs/>
+          <w:lang w:val="es-US"/>
+        </w:rPr>
+      </w:pPr>
+      <w:r>
+        <w:rPr>
+          <w:b/>
+          <w:bCs/>
+          <w:lang w:val="es-US"/>
+        </w:rPr>
+        <w:t>Bienestar Clínico y Mental: Enfocado en la rigurosidad científica y terapéutica. Comprende Psicología Gestalt, Terapias Psicológicas tradicionales y Programación Neurolingüística (PNL).</w:t>
       </w:r>
     </w:p>
     <w:p>
       <w:pPr>
         <w:numPr>
           <w:ilvl w:val="0"/>
-          <w:numId w:val="4"/>
+          <w:numId w:val="10"/>
         </w:numPr>
         <w:rPr>
-          <w:lang w:val="es-US"/>
-        </w:rPr>
-      </w:pPr>
-      <w:r>
-        <w:rPr>
-          <w:b/>
-          <w:bCs/>
-          <w:lang w:val="es-US"/>
-        </w:rPr>
-        <w:t>Opción 2 (Enfoque evolutivo):</w:t>
-      </w:r>
-      <w:r>
-        <w:rPr>
-          <w:lang w:val="es-US"/>
-        </w:rPr>
-        <w:t xml:space="preserve"> </w:t>
-      </w:r>
-      <w:r>
-        <w:rPr>
-          <w:i/>
-          <w:iCs/>
-          <w:lang w:val="es-US"/>
-        </w:rPr>
-        <w:t>"El arte de transformar e inspirar tu ser."</w:t>
+          <w:b/>
+          <w:bCs/>
+        </w:rPr>
+      </w:pPr>
+      <w:r>
+        <w:rPr>
+          <w:b/>
+          <w:bCs/>
+          <w:lang w:val="es-US"/>
+        </w:rPr>
+        <w:lastRenderedPageBreak/>
+        <w:t xml:space="preserve">Procesos de Consciencia Ampliada: Enfocado en estados de relajación y memoria profunda. </w:t>
+      </w:r>
+      <w:r>
+        <w:rPr>
+          <w:b/>
+          <w:bCs/>
+        </w:rPr>
+        <w:t xml:space="preserve">Comprende </w:t>
+      </w:r>
+      <w:proofErr w:type="spellStart"/>
+      <w:r>
+        <w:rPr>
+          <w:b/>
+          <w:bCs/>
+        </w:rPr>
+        <w:t>Hipnosis</w:t>
+      </w:r>
+      <w:proofErr w:type="spellEnd"/>
+      <w:r>
+        <w:rPr>
+          <w:b/>
+          <w:bCs/>
+        </w:rPr>
+        <w:t xml:space="preserve"> (</w:t>
+      </w:r>
+      <w:proofErr w:type="spellStart"/>
+      <w:r>
+        <w:rPr>
+          <w:b/>
+          <w:bCs/>
+        </w:rPr>
+        <w:t>Presencial</w:t>
+      </w:r>
+      <w:proofErr w:type="spellEnd"/>
+      <w:r>
+        <w:rPr>
+          <w:b/>
+          <w:bCs/>
+        </w:rPr>
+        <w:t xml:space="preserve"> y a Distancia) y </w:t>
+      </w:r>
+      <w:proofErr w:type="spellStart"/>
+      <w:r>
+        <w:rPr>
+          <w:b/>
+          <w:bCs/>
+        </w:rPr>
+        <w:t>Regresiones</w:t>
+      </w:r>
+      <w:proofErr w:type="spellEnd"/>
+      <w:r>
+        <w:rPr>
+          <w:b/>
+          <w:bCs/>
+        </w:rPr>
+        <w:t>.</w:t>
       </w:r>
     </w:p>
     <w:p>
       <w:pPr>
         <w:numPr>
           <w:ilvl w:val="0"/>
-          <w:numId w:val="4"/>
+          <w:numId w:val="10"/>
         </w:numPr>
         <w:rPr>
-          <w:lang w:val="es-US"/>
-        </w:rPr>
-      </w:pPr>
-      <w:r>
-        <w:rPr>
-          <w:b/>
-          <w:bCs/>
-          <w:lang w:val="es-US"/>
-        </w:rPr>
-        <w:t>Opción 3 (Profunda y holística):</w:t>
-      </w:r>
-      <w:r>
-        <w:rPr>
-          <w:lang w:val="es-US"/>
-        </w:rPr>
-        <w:t xml:space="preserve"> </w:t>
-      </w:r>
-      <w:r>
-        <w:rPr>
-          <w:i/>
-          <w:iCs/>
-          <w:lang w:val="es-US"/>
-        </w:rPr>
-        <w:t>"Conectando tu mente, transformando tu esencia."</w:t>
-      </w:r>
-    </w:p>
-    <w:p>
-      <w:pPr>
-        <w:rPr>
-          <w:b/>
-          <w:bCs/>
-          <w:lang w:val="es-US"/>
-        </w:rPr>
-      </w:pPr>
-      <w:r>
-        <w:rPr>
-          <w:b/>
-          <w:bCs/>
-          <w:lang w:val="es-US"/>
-        </w:rPr>
-        <w:t>5. Arquitectura de Servicios (Estructura Comercial)</w:t>
-      </w:r>
-    </w:p>
-    <w:p>
-      <w:pPr>
-        <w:rPr>
-          <w:lang w:val="es-US"/>
-        </w:rPr>
-      </w:pPr>
-      <w:r>
-        <w:rPr>
-          <w:lang w:val="es-US"/>
-        </w:rPr>
-        <w:t>Para que el negocio se vea ordenado y no confunda al cliente con tantas disciplinas juntas, te sugiero agrupar los servicios en tres pilares principales dentro de su catálogo o sitio web:</w:t>
-      </w:r>
-    </w:p>
-    <w:p>
-      <w:pPr>
-        <w:numPr>
-          <w:ilvl w:val="0"/>
-          <w:numId w:val="5"/>
-        </w:numPr>
-        <w:rPr>
-          <w:lang w:val="es-US"/>
-        </w:rPr>
-      </w:pPr>
-      <w:r>
-        <w:rPr>
-          <w:b/>
-          <w:bCs/>
-          <w:lang w:val="es-US"/>
-        </w:rPr>
-        <w:t>Bienestar Clínico y Mental:</w:t>
-      </w:r>
-      <w:r>
-        <w:rPr>
-          <w:lang w:val="es-US"/>
-        </w:rPr>
-        <w:t xml:space="preserve"> Psicología Gestalt, Terapias Psicológicas y Programación Neurolingüística (PNL).</w:t>
-      </w:r>
-    </w:p>
-    <w:p>
-      <w:pPr>
-        <w:numPr>
-          <w:ilvl w:val="0"/>
-          <w:numId w:val="5"/>
-        </w:numPr>
-        <w:rPr>
-          <w:lang w:val="es-US"/>
-        </w:rPr>
-      </w:pPr>
-      <w:r>
-        <w:rPr>
-          <w:b/>
-          <w:bCs/>
-          <w:lang w:val="es-US"/>
-        </w:rPr>
-        <w:t>Procesos de Consciencia Ampliada:</w:t>
-      </w:r>
-      <w:r>
-        <w:rPr>
-          <w:lang w:val="es-US"/>
-        </w:rPr>
-        <w:t xml:space="preserve"> Hipnosis (Presencial/Distancia) y Regresiones.</w:t>
-      </w:r>
-    </w:p>
-    <w:p>
-      <w:pPr>
-        <w:numPr>
-          <w:ilvl w:val="0"/>
-          <w:numId w:val="5"/>
-        </w:numPr>
-        <w:rPr>
-          <w:lang w:val="es-US"/>
-        </w:rPr>
-      </w:pPr>
-      <w:r>
-        <w:rPr>
-          <w:b/>
-          <w:bCs/>
-          <w:lang w:val="es-US"/>
-        </w:rPr>
-        <w:t>Conexión Espiritual y Holística:</w:t>
-      </w:r>
-      <w:r>
-        <w:rPr>
-          <w:lang w:val="es-US"/>
-        </w:rPr>
-        <w:t xml:space="preserve"> Canalización, </w:t>
+          <w:b/>
+          <w:bCs/>
+        </w:rPr>
+      </w:pPr>
+      <w:r>
+        <w:rPr>
+          <w:b/>
+          <w:bCs/>
+          <w:lang w:val="es-US"/>
+        </w:rPr>
+        <w:t xml:space="preserve">Conexión Espiritual y Holística: Enfocado en el desarrollo intuitivo y transpersonal. </w:t>
+      </w:r>
+      <w:r>
+        <w:rPr>
+          <w:b/>
+          <w:bCs/>
+        </w:rPr>
+        <w:t xml:space="preserve">Comprende </w:t>
       </w:r>
       <w:proofErr w:type="spellStart"/>
       <w:r>
         <w:rPr>
-          <w:lang w:val="es-US"/>
+          <w:b/>
+          <w:bCs/>
+        </w:rPr>
+        <w:t>Canalización</w:t>
+      </w:r>
+      <w:proofErr w:type="spellEnd"/>
+      <w:r>
+        <w:rPr>
+          <w:b/>
+          <w:bCs/>
+        </w:rPr>
+        <w:t xml:space="preserve">, </w:t>
+      </w:r>
+      <w:proofErr w:type="spellStart"/>
+      <w:r>
+        <w:rPr>
+          <w:b/>
+          <w:bCs/>
         </w:rPr>
         <w:t>Mediunidad</w:t>
       </w:r>
       <w:proofErr w:type="spellEnd"/>
       <w:r>
         <w:rPr>
-          <w:lang w:val="es-US"/>
-        </w:rPr>
-        <w:t>, Guía Espiritual y Tarot.</w:t>
-      </w:r>
-    </w:p>
-    <w:p>
-      <w:pPr>
-        <w:rPr>
-          <w:lang w:val="es-US"/>
-        </w:rPr>
-      </w:pPr>
-      <w:r>
-        <w:rPr>
-          <w:lang w:val="es-US"/>
-        </w:rPr>
-        <w:t>De esta forma, si un padre busca terapia para su hijo, entrará por el pilar clínico, mientras que alguien buscando respuestas más profundas irá al pilar holístico, manteniendo la armonía de la marca bajo el mismo concepto de "Esencia Hipnótica".</w:t>
+          <w:b/>
+          <w:bCs/>
+        </w:rPr>
+        <w:t xml:space="preserve">, Guía </w:t>
+      </w:r>
+      <w:proofErr w:type="spellStart"/>
+      <w:r>
+        <w:rPr>
+          <w:b/>
+          <w:bCs/>
+        </w:rPr>
+        <w:t>Espiritual</w:t>
+      </w:r>
+      <w:proofErr w:type="spellEnd"/>
+      <w:r>
+        <w:rPr>
+          <w:b/>
+          <w:bCs/>
+        </w:rPr>
+        <w:t xml:space="preserve"> y </w:t>
+      </w:r>
+      <w:proofErr w:type="spellStart"/>
+      <w:r>
+        <w:rPr>
+          <w:b/>
+          <w:bCs/>
+        </w:rPr>
+        <w:t>lectura</w:t>
+      </w:r>
+      <w:proofErr w:type="spellEnd"/>
+      <w:r>
+        <w:rPr>
+          <w:b/>
+          <w:bCs/>
+        </w:rPr>
+        <w:t xml:space="preserve"> de Tarot.</w:t>
       </w:r>
     </w:p>
     <w:p>
@@ -1033,6 +3234,232 @@
     </w:lvl>
   </w:abstractNum>
   <w:abstractNum w:abstractNumId="1" w15:restartNumberingAfterBreak="0">
+    <w:nsid w:val="21003D87"/>
+    <w:multiLevelType w:val="multilevel"/>
+    <w:tmpl w:val="2D3A81CE"/>
+    <w:lvl w:ilvl="0">
+      <w:start w:val="1"/>
+      <w:numFmt w:val="decimal"/>
+      <w:lvlText w:val="%1."/>
+      <w:lvlJc w:val="left"/>
+      <w:pPr>
+        <w:tabs>
+          <w:tab w:val="num" w:pos="720"/>
+        </w:tabs>
+        <w:ind w:left="720" w:hanging="360"/>
+      </w:pPr>
+    </w:lvl>
+    <w:lvl w:ilvl="1" w:tentative="1">
+      <w:start w:val="1"/>
+      <w:numFmt w:val="decimal"/>
+      <w:lvlText w:val="%2."/>
+      <w:lvlJc w:val="left"/>
+      <w:pPr>
+        <w:tabs>
+          <w:tab w:val="num" w:pos="1440"/>
+        </w:tabs>
+        <w:ind w:left="1440" w:hanging="360"/>
+      </w:pPr>
+    </w:lvl>
+    <w:lvl w:ilvl="2" w:tentative="1">
+      <w:start w:val="1"/>
+      <w:numFmt w:val="decimal"/>
+      <w:lvlText w:val="%3."/>
+      <w:lvlJc w:val="left"/>
+      <w:pPr>
+        <w:tabs>
+          <w:tab w:val="num" w:pos="2160"/>
+        </w:tabs>
+        <w:ind w:left="2160" w:hanging="360"/>
+      </w:pPr>
+    </w:lvl>
+    <w:lvl w:ilvl="3" w:tentative="1">
+      <w:start w:val="1"/>
+      <w:numFmt w:val="decimal"/>
+      <w:lvlText w:val="%4."/>
+      <w:lvlJc w:val="left"/>
+      <w:pPr>
+        <w:tabs>
+          <w:tab w:val="num" w:pos="2880"/>
+        </w:tabs>
+        <w:ind w:left="2880" w:hanging="360"/>
+      </w:pPr>
+    </w:lvl>
+    <w:lvl w:ilvl="4" w:tentative="1">
+      <w:start w:val="1"/>
+      <w:numFmt w:val="decimal"/>
+      <w:lvlText w:val="%5."/>
+      <w:lvlJc w:val="left"/>
+      <w:pPr>
+        <w:tabs>
+          <w:tab w:val="num" w:pos="3600"/>
+        </w:tabs>
+        <w:ind w:left="3600" w:hanging="360"/>
+      </w:pPr>
+    </w:lvl>
+    <w:lvl w:ilvl="5" w:tentative="1">
+      <w:start w:val="1"/>
+      <w:numFmt w:val="decimal"/>
+      <w:lvlText w:val="%6."/>
+      <w:lvlJc w:val="left"/>
+      <w:pPr>
+        <w:tabs>
+          <w:tab w:val="num" w:pos="4320"/>
+        </w:tabs>
+        <w:ind w:left="4320" w:hanging="360"/>
+      </w:pPr>
+    </w:lvl>
+    <w:lvl w:ilvl="6" w:tentative="1">
+      <w:start w:val="1"/>
+      <w:numFmt w:val="decimal"/>
+      <w:lvlText w:val="%7."/>
+      <w:lvlJc w:val="left"/>
+      <w:pPr>
+        <w:tabs>
+          <w:tab w:val="num" w:pos="5040"/>
+        </w:tabs>
+        <w:ind w:left="5040" w:hanging="360"/>
+      </w:pPr>
+    </w:lvl>
+    <w:lvl w:ilvl="7" w:tentative="1">
+      <w:start w:val="1"/>
+      <w:numFmt w:val="decimal"/>
+      <w:lvlText w:val="%8."/>
+      <w:lvlJc w:val="left"/>
+      <w:pPr>
+        <w:tabs>
+          <w:tab w:val="num" w:pos="5760"/>
+        </w:tabs>
+        <w:ind w:left="5760" w:hanging="360"/>
+      </w:pPr>
+    </w:lvl>
+    <w:lvl w:ilvl="8" w:tentative="1">
+      <w:start w:val="1"/>
+      <w:numFmt w:val="decimal"/>
+      <w:lvlText w:val="%9."/>
+      <w:lvlJc w:val="left"/>
+      <w:pPr>
+        <w:tabs>
+          <w:tab w:val="num" w:pos="6480"/>
+        </w:tabs>
+        <w:ind w:left="6480" w:hanging="360"/>
+      </w:pPr>
+    </w:lvl>
+  </w:abstractNum>
+  <w:abstractNum w:abstractNumId="2" w15:restartNumberingAfterBreak="0">
+    <w:nsid w:val="3F8C0D02"/>
+    <w:multiLevelType w:val="multilevel"/>
+    <w:tmpl w:val="6108D88C"/>
+    <w:lvl w:ilvl="0">
+      <w:start w:val="1"/>
+      <w:numFmt w:val="decimal"/>
+      <w:lvlText w:val="%1."/>
+      <w:lvlJc w:val="left"/>
+      <w:pPr>
+        <w:tabs>
+          <w:tab w:val="num" w:pos="720"/>
+        </w:tabs>
+        <w:ind w:left="720" w:hanging="360"/>
+      </w:pPr>
+    </w:lvl>
+    <w:lvl w:ilvl="1" w:tentative="1">
+      <w:start w:val="1"/>
+      <w:numFmt w:val="decimal"/>
+      <w:lvlText w:val="%2."/>
+      <w:lvlJc w:val="left"/>
+      <w:pPr>
+        <w:tabs>
+          <w:tab w:val="num" w:pos="1440"/>
+        </w:tabs>
+        <w:ind w:left="1440" w:hanging="360"/>
+      </w:pPr>
+    </w:lvl>
+    <w:lvl w:ilvl="2" w:tentative="1">
+      <w:start w:val="1"/>
+      <w:numFmt w:val="decimal"/>
+      <w:lvlText w:val="%3."/>
+      <w:lvlJc w:val="left"/>
+      <w:pPr>
+        <w:tabs>
+          <w:tab w:val="num" w:pos="2160"/>
+        </w:tabs>
+        <w:ind w:left="2160" w:hanging="360"/>
+      </w:pPr>
+    </w:lvl>
+    <w:lvl w:ilvl="3" w:tentative="1">
+      <w:start w:val="1"/>
+      <w:numFmt w:val="decimal"/>
+      <w:lvlText w:val="%4."/>
+      <w:lvlJc w:val="left"/>
+      <w:pPr>
+        <w:tabs>
+          <w:tab w:val="num" w:pos="2880"/>
+        </w:tabs>
+        <w:ind w:left="2880" w:hanging="360"/>
+      </w:pPr>
+    </w:lvl>
+    <w:lvl w:ilvl="4" w:tentative="1">
+      <w:start w:val="1"/>
+      <w:numFmt w:val="decimal"/>
+      <w:lvlText w:val="%5."/>
+      <w:lvlJc w:val="left"/>
+      <w:pPr>
+        <w:tabs>
+          <w:tab w:val="num" w:pos="3600"/>
+        </w:tabs>
+        <w:ind w:left="3600" w:hanging="360"/>
+      </w:pPr>
+    </w:lvl>
+    <w:lvl w:ilvl="5" w:tentative="1">
+      <w:start w:val="1"/>
+      <w:numFmt w:val="decimal"/>
+      <w:lvlText w:val="%6."/>
+      <w:lvlJc w:val="left"/>
+      <w:pPr>
+        <w:tabs>
+          <w:tab w:val="num" w:pos="4320"/>
+        </w:tabs>
+        <w:ind w:left="4320" w:hanging="360"/>
+      </w:pPr>
+    </w:lvl>
+    <w:lvl w:ilvl="6" w:tentative="1">
+      <w:start w:val="1"/>
+      <w:numFmt w:val="decimal"/>
+      <w:lvlText w:val="%7."/>
+      <w:lvlJc w:val="left"/>
+      <w:pPr>
+        <w:tabs>
+          <w:tab w:val="num" w:pos="5040"/>
+        </w:tabs>
+        <w:ind w:left="5040" w:hanging="360"/>
+      </w:pPr>
+    </w:lvl>
+    <w:lvl w:ilvl="7" w:tentative="1">
+      <w:start w:val="1"/>
+      <w:numFmt w:val="decimal"/>
+      <w:lvlText w:val="%8."/>
+      <w:lvlJc w:val="left"/>
+      <w:pPr>
+        <w:tabs>
+          <w:tab w:val="num" w:pos="5760"/>
+        </w:tabs>
+        <w:ind w:left="5760" w:hanging="360"/>
+      </w:pPr>
+    </w:lvl>
+    <w:lvl w:ilvl="8" w:tentative="1">
+      <w:start w:val="1"/>
+      <w:numFmt w:val="decimal"/>
+      <w:lvlText w:val="%9."/>
+      <w:lvlJc w:val="left"/>
+      <w:pPr>
+        <w:tabs>
+          <w:tab w:val="num" w:pos="6480"/>
+        </w:tabs>
+        <w:ind w:left="6480" w:hanging="360"/>
+      </w:pPr>
+    </w:lvl>
+  </w:abstractNum>
+  <w:abstractNum w:abstractNumId="3" w15:restartNumberingAfterBreak="0">
     <w:nsid w:val="43460EE7"/>
     <w:multiLevelType w:val="multilevel"/>
     <w:tmpl w:val="D0F021BA"/>
@@ -1181,7 +3608,156 @@
       </w:rPr>
     </w:lvl>
   </w:abstractNum>
-  <w:abstractNum w:abstractNumId="2" w15:restartNumberingAfterBreak="0">
+  <w:abstractNum w:abstractNumId="4" w15:restartNumberingAfterBreak="0">
+    <w:nsid w:val="497D7BAC"/>
+    <w:multiLevelType w:val="multilevel"/>
+    <w:tmpl w:val="9DE269BE"/>
+    <w:lvl w:ilvl="0">
+      <w:start w:val="1"/>
+      <w:numFmt w:val="bullet"/>
+      <w:lvlText w:val=""/>
+      <w:lvlJc w:val="left"/>
+      <w:pPr>
+        <w:tabs>
+          <w:tab w:val="num" w:pos="720"/>
+        </w:tabs>
+        <w:ind w:left="720" w:hanging="360"/>
+      </w:pPr>
+      <w:rPr>
+        <w:rFonts w:ascii="Symbol" w:hAnsi="Symbol" w:hint="default"/>
+        <w:sz w:val="20"/>
+      </w:rPr>
+    </w:lvl>
+    <w:lvl w:ilvl="1" w:tentative="1">
+      <w:start w:val="1"/>
+      <w:numFmt w:val="bullet"/>
+      <w:lvlText w:val="o"/>
+      <w:lvlJc w:val="left"/>
+      <w:pPr>
+        <w:tabs>
+          <w:tab w:val="num" w:pos="1440"/>
+        </w:tabs>
+        <w:ind w:left="1440" w:hanging="360"/>
+      </w:pPr>
+      <w:rPr>
+        <w:rFonts w:ascii="Courier New" w:hAnsi="Courier New" w:hint="default"/>
+        <w:sz w:val="20"/>
+      </w:rPr>
+    </w:lvl>
+    <w:lvl w:ilvl="2" w:tentative="1">
+      <w:start w:val="1"/>
+      <w:numFmt w:val="bullet"/>
+      <w:lvlText w:val=""/>
+      <w:lvlJc w:val="left"/>
+      <w:pPr>
+        <w:tabs>
+          <w:tab w:val="num" w:pos="2160"/>
+        </w:tabs>
+        <w:ind w:left="2160" w:hanging="360"/>
+      </w:pPr>
+      <w:rPr>
+        <w:rFonts w:ascii="Wingdings" w:hAnsi="Wingdings" w:hint="default"/>
+        <w:sz w:val="20"/>
+      </w:rPr>
+    </w:lvl>
+    <w:lvl w:ilvl="3" w:tentative="1">
+      <w:start w:val="1"/>
+      <w:numFmt w:val="bullet"/>
+      <w:lvlText w:val=""/>
+      <w:lvlJc w:val="left"/>
+      <w:pPr>
+        <w:tabs>
+          <w:tab w:val="num" w:pos="2880"/>
+        </w:tabs>
+        <w:ind w:left="2880" w:hanging="360"/>
+      </w:pPr>
+      <w:rPr>
+        <w:rFonts w:ascii="Wingdings" w:hAnsi="Wingdings" w:hint="default"/>
+        <w:sz w:val="20"/>
+      </w:rPr>
+    </w:lvl>
+    <w:lvl w:ilvl="4" w:tentative="1">
+      <w:start w:val="1"/>
+      <w:numFmt w:val="bullet"/>
+      <w:lvlText w:val=""/>
+      <w:lvlJc w:val="left"/>
+      <w:pPr>
+        <w:tabs>
+          <w:tab w:val="num" w:pos="3600"/>
+        </w:tabs>
+        <w:ind w:left="3600" w:hanging="360"/>
+      </w:pPr>
+      <w:rPr>
+        <w:rFonts w:ascii="Wingdings" w:hAnsi="Wingdings" w:hint="default"/>
+        <w:sz w:val="20"/>
+      </w:rPr>
+    </w:lvl>
+    <w:lvl w:ilvl="5" w:tentative="1">
+      <w:start w:val="1"/>
+      <w:numFmt w:val="bullet"/>
+      <w:lvlText w:val=""/>
+      <w:lvlJc w:val="left"/>
+      <w:pPr>
+        <w:tabs>
+          <w:tab w:val="num" w:pos="4320"/>
+        </w:tabs>
+        <w:ind w:left="4320" w:hanging="360"/>
+      </w:pPr>
+      <w:rPr>
+        <w:rFonts w:ascii="Wingdings" w:hAnsi="Wingdings" w:hint="default"/>
+        <w:sz w:val="20"/>
+      </w:rPr>
+    </w:lvl>
+    <w:lvl w:ilvl="6" w:tentative="1">
+      <w:start w:val="1"/>
+      <w:numFmt w:val="bullet"/>
+      <w:lvlText w:val=""/>
+      <w:lvlJc w:val="left"/>
+      <w:pPr>
+        <w:tabs>
+          <w:tab w:val="num" w:pos="5040"/>
+        </w:tabs>
+        <w:ind w:left="5040" w:hanging="360"/>
+      </w:pPr>
+      <w:rPr>
+        <w:rFonts w:ascii="Wingdings" w:hAnsi="Wingdings" w:hint="default"/>
+        <w:sz w:val="20"/>
+      </w:rPr>
+    </w:lvl>
+    <w:lvl w:ilvl="7" w:tentative="1">
+      <w:start w:val="1"/>
+      <w:numFmt w:val="bullet"/>
+      <w:lvlText w:val=""/>
+      <w:lvlJc w:val="left"/>
+      <w:pPr>
+        <w:tabs>
+          <w:tab w:val="num" w:pos="5760"/>
+        </w:tabs>
+        <w:ind w:left="5760" w:hanging="360"/>
+      </w:pPr>
+      <w:rPr>
+        <w:rFonts w:ascii="Wingdings" w:hAnsi="Wingdings" w:hint="default"/>
+        <w:sz w:val="20"/>
+      </w:rPr>
+    </w:lvl>
+    <w:lvl w:ilvl="8" w:tentative="1">
+      <w:start w:val="1"/>
+      <w:numFmt w:val="bullet"/>
+      <w:lvlText w:val=""/>
+      <w:lvlJc w:val="left"/>
+      <w:pPr>
+        <w:tabs>
+          <w:tab w:val="num" w:pos="6480"/>
+        </w:tabs>
+        <w:ind w:left="6480" w:hanging="360"/>
+      </w:pPr>
+      <w:rPr>
+        <w:rFonts w:ascii="Wingdings" w:hAnsi="Wingdings" w:hint="default"/>
+        <w:sz w:val="20"/>
+      </w:rPr>
+    </w:lvl>
+  </w:abstractNum>
+  <w:abstractNum w:abstractNumId="5" w15:restartNumberingAfterBreak="0">
     <w:nsid w:val="57A94132"/>
     <w:multiLevelType w:val="multilevel"/>
     <w:tmpl w:val="A9E65B86"/>
@@ -1330,7 +3906,7 @@
       </w:rPr>
     </w:lvl>
   </w:abstractNum>
-  <w:abstractNum w:abstractNumId="3" w15:restartNumberingAfterBreak="0">
+  <w:abstractNum w:abstractNumId="6" w15:restartNumberingAfterBreak="0">
     <w:nsid w:val="58BC7576"/>
     <w:multiLevelType w:val="multilevel"/>
     <w:tmpl w:val="E786AD9C"/>
@@ -1479,7 +4055,156 @@
       </w:rPr>
     </w:lvl>
   </w:abstractNum>
-  <w:abstractNum w:abstractNumId="4" w15:restartNumberingAfterBreak="0">
+  <w:abstractNum w:abstractNumId="7" w15:restartNumberingAfterBreak="0">
+    <w:nsid w:val="5B325A6D"/>
+    <w:multiLevelType w:val="multilevel"/>
+    <w:tmpl w:val="BD3AE442"/>
+    <w:lvl w:ilvl="0">
+      <w:start w:val="1"/>
+      <w:numFmt w:val="bullet"/>
+      <w:lvlText w:val=""/>
+      <w:lvlJc w:val="left"/>
+      <w:pPr>
+        <w:tabs>
+          <w:tab w:val="num" w:pos="720"/>
+        </w:tabs>
+        <w:ind w:left="720" w:hanging="360"/>
+      </w:pPr>
+      <w:rPr>
+        <w:rFonts w:ascii="Symbol" w:hAnsi="Symbol" w:hint="default"/>
+        <w:sz w:val="20"/>
+      </w:rPr>
+    </w:lvl>
+    <w:lvl w:ilvl="1">
+      <w:start w:val="1"/>
+      <w:numFmt w:val="bullet"/>
+      <w:lvlText w:val="o"/>
+      <w:lvlJc w:val="left"/>
+      <w:pPr>
+        <w:tabs>
+          <w:tab w:val="num" w:pos="1440"/>
+        </w:tabs>
+        <w:ind w:left="1440" w:hanging="360"/>
+      </w:pPr>
+      <w:rPr>
+        <w:rFonts w:ascii="Courier New" w:hAnsi="Courier New" w:hint="default"/>
+        <w:sz w:val="20"/>
+      </w:rPr>
+    </w:lvl>
+    <w:lvl w:ilvl="2" w:tentative="1">
+      <w:start w:val="1"/>
+      <w:numFmt w:val="bullet"/>
+      <w:lvlText w:val=""/>
+      <w:lvlJc w:val="left"/>
+      <w:pPr>
+        <w:tabs>
+          <w:tab w:val="num" w:pos="2160"/>
+        </w:tabs>
+        <w:ind w:left="2160" w:hanging="360"/>
+      </w:pPr>
+      <w:rPr>
+        <w:rFonts w:ascii="Wingdings" w:hAnsi="Wingdings" w:hint="default"/>
+        <w:sz w:val="20"/>
+      </w:rPr>
+    </w:lvl>
+    <w:lvl w:ilvl="3" w:tentative="1">
+      <w:start w:val="1"/>
+      <w:numFmt w:val="bullet"/>
+      <w:lvlText w:val=""/>
+      <w:lvlJc w:val="left"/>
+      <w:pPr>
+        <w:tabs>
+          <w:tab w:val="num" w:pos="2880"/>
+        </w:tabs>
+        <w:ind w:left="2880" w:hanging="360"/>
+      </w:pPr>
+      <w:rPr>
+        <w:rFonts w:ascii="Wingdings" w:hAnsi="Wingdings" w:hint="default"/>
+        <w:sz w:val="20"/>
+      </w:rPr>
+    </w:lvl>
+    <w:lvl w:ilvl="4" w:tentative="1">
+      <w:start w:val="1"/>
+      <w:numFmt w:val="bullet"/>
+      <w:lvlText w:val=""/>
+      <w:lvlJc w:val="left"/>
+      <w:pPr>
+        <w:tabs>
+          <w:tab w:val="num" w:pos="3600"/>
+        </w:tabs>
+        <w:ind w:left="3600" w:hanging="360"/>
+      </w:pPr>
+      <w:rPr>
+        <w:rFonts w:ascii="Wingdings" w:hAnsi="Wingdings" w:hint="default"/>
+        <w:sz w:val="20"/>
+      </w:rPr>
+    </w:lvl>
+    <w:lvl w:ilvl="5" w:tentative="1">
+      <w:start w:val="1"/>
+      <w:numFmt w:val="bullet"/>
+      <w:lvlText w:val=""/>
+      <w:lvlJc w:val="left"/>
+      <w:pPr>
+        <w:tabs>
+          <w:tab w:val="num" w:pos="4320"/>
+        </w:tabs>
+        <w:ind w:left="4320" w:hanging="360"/>
+      </w:pPr>
+      <w:rPr>
+        <w:rFonts w:ascii="Wingdings" w:hAnsi="Wingdings" w:hint="default"/>
+        <w:sz w:val="20"/>
+      </w:rPr>
+    </w:lvl>
+    <w:lvl w:ilvl="6" w:tentative="1">
+      <w:start w:val="1"/>
+      <w:numFmt w:val="bullet"/>
+      <w:lvlText w:val=""/>
+      <w:lvlJc w:val="left"/>
+      <w:pPr>
+        <w:tabs>
+          <w:tab w:val="num" w:pos="5040"/>
+        </w:tabs>
+        <w:ind w:left="5040" w:hanging="360"/>
+      </w:pPr>
+      <w:rPr>
+        <w:rFonts w:ascii="Wingdings" w:hAnsi="Wingdings" w:hint="default"/>
+        <w:sz w:val="20"/>
+      </w:rPr>
+    </w:lvl>
+    <w:lvl w:ilvl="7" w:tentative="1">
+      <w:start w:val="1"/>
+      <w:numFmt w:val="bullet"/>
+      <w:lvlText w:val=""/>
+      <w:lvlJc w:val="left"/>
+      <w:pPr>
+        <w:tabs>
+          <w:tab w:val="num" w:pos="5760"/>
+        </w:tabs>
+        <w:ind w:left="5760" w:hanging="360"/>
+      </w:pPr>
+      <w:rPr>
+        <w:rFonts w:ascii="Wingdings" w:hAnsi="Wingdings" w:hint="default"/>
+        <w:sz w:val="20"/>
+      </w:rPr>
+    </w:lvl>
+    <w:lvl w:ilvl="8" w:tentative="1">
+      <w:start w:val="1"/>
+      <w:numFmt w:val="bullet"/>
+      <w:lvlText w:val=""/>
+      <w:lvlJc w:val="left"/>
+      <w:pPr>
+        <w:tabs>
+          <w:tab w:val="num" w:pos="6480"/>
+        </w:tabs>
+        <w:ind w:left="6480" w:hanging="360"/>
+      </w:pPr>
+      <w:rPr>
+        <w:rFonts w:ascii="Wingdings" w:hAnsi="Wingdings" w:hint="default"/>
+        <w:sz w:val="20"/>
+      </w:rPr>
+    </w:lvl>
+  </w:abstractNum>
+  <w:abstractNum w:abstractNumId="8" w15:restartNumberingAfterBreak="0">
     <w:nsid w:val="6F1B3EB9"/>
     <w:multiLevelType w:val="multilevel"/>
     <w:tmpl w:val="26CCCD82"/>
@@ -1590,22 +4315,186 @@
         </w:tabs>
         <w:ind w:left="6480" w:hanging="360"/>
       </w:pPr>
+    </w:lvl>
+  </w:abstractNum>
+  <w:abstractNum w:abstractNumId="9" w15:restartNumberingAfterBreak="0">
+    <w:nsid w:val="7B0B1B72"/>
+    <w:multiLevelType w:val="multilevel"/>
+    <w:tmpl w:val="368CF974"/>
+    <w:lvl w:ilvl="0">
+      <w:start w:val="1"/>
+      <w:numFmt w:val="bullet"/>
+      <w:lvlText w:val=""/>
+      <w:lvlJc w:val="left"/>
+      <w:pPr>
+        <w:tabs>
+          <w:tab w:val="num" w:pos="720"/>
+        </w:tabs>
+        <w:ind w:left="720" w:hanging="360"/>
+      </w:pPr>
+      <w:rPr>
+        <w:rFonts w:ascii="Symbol" w:hAnsi="Symbol" w:hint="default"/>
+        <w:sz w:val="20"/>
+      </w:rPr>
+    </w:lvl>
+    <w:lvl w:ilvl="1" w:tentative="1">
+      <w:start w:val="1"/>
+      <w:numFmt w:val="bullet"/>
+      <w:lvlText w:val="o"/>
+      <w:lvlJc w:val="left"/>
+      <w:pPr>
+        <w:tabs>
+          <w:tab w:val="num" w:pos="1440"/>
+        </w:tabs>
+        <w:ind w:left="1440" w:hanging="360"/>
+      </w:pPr>
+      <w:rPr>
+        <w:rFonts w:ascii="Courier New" w:hAnsi="Courier New" w:hint="default"/>
+        <w:sz w:val="20"/>
+      </w:rPr>
+    </w:lvl>
+    <w:lvl w:ilvl="2" w:tentative="1">
+      <w:start w:val="1"/>
+      <w:numFmt w:val="bullet"/>
+      <w:lvlText w:val=""/>
+      <w:lvlJc w:val="left"/>
+      <w:pPr>
+        <w:tabs>
+          <w:tab w:val="num" w:pos="2160"/>
+        </w:tabs>
+        <w:ind w:left="2160" w:hanging="360"/>
+      </w:pPr>
+      <w:rPr>
+        <w:rFonts w:ascii="Wingdings" w:hAnsi="Wingdings" w:hint="default"/>
+        <w:sz w:val="20"/>
+      </w:rPr>
+    </w:lvl>
+    <w:lvl w:ilvl="3" w:tentative="1">
+      <w:start w:val="1"/>
+      <w:numFmt w:val="bullet"/>
+      <w:lvlText w:val=""/>
+      <w:lvlJc w:val="left"/>
+      <w:pPr>
+        <w:tabs>
+          <w:tab w:val="num" w:pos="2880"/>
+        </w:tabs>
+        <w:ind w:left="2880" w:hanging="360"/>
+      </w:pPr>
+      <w:rPr>
+        <w:rFonts w:ascii="Wingdings" w:hAnsi="Wingdings" w:hint="default"/>
+        <w:sz w:val="20"/>
+      </w:rPr>
+    </w:lvl>
+    <w:lvl w:ilvl="4" w:tentative="1">
+      <w:start w:val="1"/>
+      <w:numFmt w:val="bullet"/>
+      <w:lvlText w:val=""/>
+      <w:lvlJc w:val="left"/>
+      <w:pPr>
+        <w:tabs>
+          <w:tab w:val="num" w:pos="3600"/>
+        </w:tabs>
+        <w:ind w:left="3600" w:hanging="360"/>
+      </w:pPr>
+      <w:rPr>
+        <w:rFonts w:ascii="Wingdings" w:hAnsi="Wingdings" w:hint="default"/>
+        <w:sz w:val="20"/>
+      </w:rPr>
+    </w:lvl>
+    <w:lvl w:ilvl="5" w:tentative="1">
+      <w:start w:val="1"/>
+      <w:numFmt w:val="bullet"/>
+      <w:lvlText w:val=""/>
+      <w:lvlJc w:val="left"/>
+      <w:pPr>
+        <w:tabs>
+          <w:tab w:val="num" w:pos="4320"/>
+        </w:tabs>
+        <w:ind w:left="4320" w:hanging="360"/>
+      </w:pPr>
+      <w:rPr>
+        <w:rFonts w:ascii="Wingdings" w:hAnsi="Wingdings" w:hint="default"/>
+        <w:sz w:val="20"/>
+      </w:rPr>
+    </w:lvl>
+    <w:lvl w:ilvl="6" w:tentative="1">
+      <w:start w:val="1"/>
+      <w:numFmt w:val="bullet"/>
+      <w:lvlText w:val=""/>
+      <w:lvlJc w:val="left"/>
+      <w:pPr>
+        <w:tabs>
+          <w:tab w:val="num" w:pos="5040"/>
+        </w:tabs>
+        <w:ind w:left="5040" w:hanging="360"/>
+      </w:pPr>
+      <w:rPr>
+        <w:rFonts w:ascii="Wingdings" w:hAnsi="Wingdings" w:hint="default"/>
+        <w:sz w:val="20"/>
+      </w:rPr>
+    </w:lvl>
+    <w:lvl w:ilvl="7" w:tentative="1">
+      <w:start w:val="1"/>
+      <w:numFmt w:val="bullet"/>
+      <w:lvlText w:val=""/>
+      <w:lvlJc w:val="left"/>
+      <w:pPr>
+        <w:tabs>
+          <w:tab w:val="num" w:pos="5760"/>
+        </w:tabs>
+        <w:ind w:left="5760" w:hanging="360"/>
+      </w:pPr>
+      <w:rPr>
+        <w:rFonts w:ascii="Wingdings" w:hAnsi="Wingdings" w:hint="default"/>
+        <w:sz w:val="20"/>
+      </w:rPr>
+    </w:lvl>
+    <w:lvl w:ilvl="8" w:tentative="1">
+      <w:start w:val="1"/>
+      <w:numFmt w:val="bullet"/>
+      <w:lvlText w:val=""/>
+      <w:lvlJc w:val="left"/>
+      <w:pPr>
+        <w:tabs>
+          <w:tab w:val="num" w:pos="6480"/>
+        </w:tabs>
+        <w:ind w:left="6480" w:hanging="360"/>
+      </w:pPr>
+      <w:rPr>
+        <w:rFonts w:ascii="Wingdings" w:hAnsi="Wingdings" w:hint="default"/>
+        <w:sz w:val="20"/>
+      </w:rPr>
     </w:lvl>
   </w:abstractNum>
   <w:num w:numId="1" w16cid:durableId="502210913">
     <w:abstractNumId w:val="0"/>
   </w:num>
   <w:num w:numId="2" w16cid:durableId="433986056">
+    <w:abstractNumId w:val="3"/>
+  </w:num>
+  <w:num w:numId="3" w16cid:durableId="1925913800">
+    <w:abstractNumId w:val="6"/>
+  </w:num>
+  <w:num w:numId="4" w16cid:durableId="1456174213">
+    <w:abstractNumId w:val="5"/>
+  </w:num>
+  <w:num w:numId="5" w16cid:durableId="1165514349">
+    <w:abstractNumId w:val="8"/>
+  </w:num>
+  <w:num w:numId="6" w16cid:durableId="1267035337">
+    <w:abstractNumId w:val="9"/>
+  </w:num>
+  <w:num w:numId="7" w16cid:durableId="553588505">
     <w:abstractNumId w:val="1"/>
   </w:num>
-  <w:num w:numId="3" w16cid:durableId="1925913800">
-    <w:abstractNumId w:val="3"/>
+  <w:num w:numId="8" w16cid:durableId="124198344">
+    <w:abstractNumId w:val="4"/>
   </w:num>
-  <w:num w:numId="4" w16cid:durableId="1456174213">
+  <w:num w:numId="9" w16cid:durableId="632979145">
+    <w:abstractNumId w:val="7"/>
+  </w:num>
+  <w:num w:numId="10" w16cid:durableId="2103211552">
     <w:abstractNumId w:val="2"/>
-  </w:num>
-  <w:num w:numId="5" w16cid:durableId="1165514349">
-    <w:abstractNumId w:val="4"/>
   </w:num>
 </w:numbering>
 </file>
